--- a/courseware/LP-Microsoft Azure Fundamentals (AZ-900).docx
+++ b/courseware/LP-Microsoft Azure Fundamentals (AZ-900).docx
@@ -4,191 +4,98 @@
   <w:body>
     <w:p>
       <w:pPr>
+        <w:spacing w:after="0"/>
         <w:jc w:val="center"/>
       </w:pPr>
       <w:r>
         <w:rPr>
           <w:rFonts w:ascii="Arial" w:hAnsi="Arial"/>
           <w:b/>
-          <w:sz w:val="22"/>
+          <w:sz w:val="26"/>
         </w:rPr>
         <w:t>Tertiary Infotech Academy Pte Ltd</w:t>
+        <w:br/>
       </w:r>
-    </w:p>
-    <w:p>
-      <w:pPr>
-        <w:jc w:val="center"/>
-      </w:pPr>
-      <w:r>
-        <w:rPr>
-          <w:rFonts w:ascii="Arial" w:hAnsi="Arial"/>
-          <w:color w:val="4B5563"/>
-          <w:sz w:val="20"/>
-        </w:rPr>
-        <w:t>UEN: 201200696W</w:t>
-      </w:r>
-    </w:p>
-    <w:p>
-      <w:pPr>
-        <w:jc w:val="center"/>
-        <w:shd w:fill="1F6FEB"/>
-      </w:pPr>
-      <w:r>
-        <w:rPr>
-          <w:sz w:val="6"/>
-        </w:rPr>
-        <w:t xml:space="preserve"> </w:t>
-      </w:r>
-    </w:p>
-    <w:p/>
-    <w:p>
-      <w:pPr>
-        <w:jc w:val="center"/>
-      </w:pPr>
-      <w:r>
-        <w:drawing>
-          <wp:inline xmlns:a="http://schemas.openxmlformats.org/drawingml/2006/main" xmlns:pic="http://schemas.openxmlformats.org/drawingml/2006/picture">
-            <wp:extent cx="658368" cy="658368"/>
-            <wp:docPr id="1" name="Picture 1"/>
-            <wp:cNvGraphicFramePr>
-              <a:graphicFrameLocks noChangeAspect="1"/>
-            </wp:cNvGraphicFramePr>
-            <a:graphic>
-              <a:graphicData uri="http://schemas.openxmlformats.org/drawingml/2006/picture">
-                <pic:pic>
-                  <pic:nvPicPr>
-                    <pic:cNvPr id="0" name="image.png"/>
-                    <pic:cNvPicPr/>
-                  </pic:nvPicPr>
-                  <pic:blipFill>
-                    <a:blip r:embed="rId9"/>
-                    <a:stretch>
-                      <a:fillRect/>
-                    </a:stretch>
-                  </pic:blipFill>
-                  <pic:spPr>
-                    <a:xfrm>
-                      <a:off x="0" y="0"/>
-                      <a:ext cx="658368" cy="658368"/>
-                    </a:xfrm>
-                    <a:prstGeom prst="rect"/>
-                  </pic:spPr>
-                </pic:pic>
-              </a:graphicData>
-            </a:graphic>
-          </wp:inline>
-        </w:drawing>
-      </w:r>
-    </w:p>
-    <w:p>
-      <w:pPr>
-        <w:jc w:val="center"/>
-        <w:shd w:fill="F3F7FB"/>
-      </w:pPr>
-      <w:r>
-        <w:rPr>
-          <w:b/>
-          <w:color w:val="111827"/>
-          <w:sz w:val="40"/>
-        </w:rPr>
-        <w:t>LESSON PLAN</w:t>
-      </w:r>
-    </w:p>
-    <w:p>
-      <w:pPr>
-        <w:jc w:val="center"/>
-      </w:pPr>
-      <w:r>
-        <w:rPr>
-          <w:color w:val="4B5563"/>
-          <w:sz w:val="22"/>
-        </w:rPr>
-        <w:t>For</w:t>
-      </w:r>
-    </w:p>
-    <w:p/>
-    <w:p>
-      <w:pPr>
-        <w:spacing w:before="160" w:after="160"/>
-        <w:jc w:val="center"/>
-      </w:pPr>
-      <w:r>
-        <w:rPr>
-          <w:b/>
-          <w:color w:val="111827"/>
-          <w:sz w:val="36"/>
-        </w:rPr>
-        <w:t>Microsoft Azure Fundamentals (AZ-900)</w:t>
-      </w:r>
-    </w:p>
-    <w:p>
-      <w:pPr>
-        <w:jc w:val="center"/>
-      </w:pPr>
       <w:r>
         <w:rPr>
           <w:rFonts w:ascii="Arial" w:hAnsi="Arial"/>
           <w:b w:val="0"/>
-          <w:color w:val="4B5563"/>
-          <w:sz w:val="22"/>
+          <w:sz w:val="20"/>
         </w:rPr>
-        <w:t>TGS Ref No: TGS-2023036449</w:t>
+        <w:t>UEN: 201200696W</w:t>
+        <w:br/>
       </w:r>
-    </w:p>
-    <w:p>
-      <w:pPr>
-        <w:jc w:val="center"/>
-      </w:pPr>
+      <w:r>
+        <w:rPr>
+          <w:rFonts w:ascii="Arial" w:hAnsi="Arial"/>
+          <w:b/>
+          <w:sz w:val="52"/>
+        </w:rPr>
+        <w:t>LESSON PLAN</w:t>
+        <w:br/>
+      </w:r>
       <w:r>
         <w:rPr>
           <w:rFonts w:ascii="Arial" w:hAnsi="Arial"/>
           <w:b w:val="0"/>
-          <w:color w:val="4B5563"/>
-          <w:sz w:val="20"/>
+          <w:sz w:val="24"/>
         </w:rPr>
-        <w:t>Conducted by</w:t>
+        <w:t>For</w:t>
+        <w:br/>
       </w:r>
-    </w:p>
-    <w:p>
-      <w:pPr>
-        <w:jc w:val="center"/>
-      </w:pPr>
       <w:r>
         <w:rPr>
           <w:rFonts w:ascii="Arial" w:hAnsi="Arial"/>
           <w:b/>
-          <w:color w:val="111827"/>
-          <w:sz w:val="22"/>
+          <w:sz w:val="40"/>
         </w:rPr>
-        <w:t>Tertiary Infotech Academy Pte Ltd</w:t>
+        <w:t>Microsoft Azure Fundamentals (AZ-900)</w:t>
+        <w:br/>
       </w:r>
-    </w:p>
-    <w:p>
-      <w:pPr>
-        <w:jc w:val="center"/>
-      </w:pPr>
       <w:r>
         <w:rPr>
           <w:rFonts w:ascii="Arial" w:hAnsi="Arial"/>
           <w:b w:val="0"/>
-          <w:color w:val="4B5563"/>
-          <w:sz w:val="20"/>
+          <w:sz w:val="24"/>
         </w:rPr>
-        <w:t>UEN: 201200696W</w:t>
+        <w:t>TGS Ref No: TGS-2023036449</w:t>
+        <w:br/>
       </w:r>
-    </w:p>
-    <w:p>
-      <w:pPr>
-        <w:jc w:val="center"/>
-      </w:pPr>
       <w:r>
         <w:rPr>
           <w:rFonts w:ascii="Arial" w:hAnsi="Arial"/>
           <w:b w:val="0"/>
-          <w:color w:val="4B5563"/>
+          <w:sz w:val="24"/>
+        </w:rPr>
+        <w:t>Conducted by</w:t>
+        <w:br/>
+      </w:r>
+      <w:r>
+        <w:rPr>
+          <w:rFonts w:ascii="Arial" w:hAnsi="Arial"/>
+          <w:b/>
+          <w:sz w:val="26"/>
+        </w:rPr>
+        <w:t>Tertiary Infotech Academy Pte Ltd</w:t>
+        <w:br/>
+      </w:r>
+      <w:r>
+        <w:rPr>
+          <w:rFonts w:ascii="Arial" w:hAnsi="Arial"/>
+          <w:b w:val="0"/>
           <w:sz w:val="20"/>
         </w:rPr>
-        <w:t>Version 1</w:t>
+        <w:t>UEN: 201200696W</w:t>
+        <w:br/>
+      </w:r>
+      <w:r>
+        <w:rPr>
+          <w:rFonts w:ascii="Arial" w:hAnsi="Arial"/>
+          <w:b/>
+          <w:sz w:val="24"/>
+        </w:rPr>
+        <w:t>Version 2.0</w:t>
+        <w:br/>
       </w:r>
     </w:p>
     <w:p>
@@ -197,13 +104,11 @@
       </w:r>
     </w:p>
     <w:p>
+      <w:pPr>
+        <w:pStyle w:val="Heading1"/>
+      </w:pPr>
       <w:r>
-        <w:rPr>
-          <w:b/>
-          <w:color w:val="111827"/>
-          <w:sz w:val="28"/>
-        </w:rPr>
-        <w:t>Document Version Control Record</w:t>
+        <w:t>DOCUMENT VERSION CONTROL RECORD</w:t>
       </w:r>
     </w:p>
     <w:tbl>
@@ -214,22 +119,25 @@
         <w:tblLook w:firstColumn="1" w:firstRow="1" w:lastColumn="0" w:lastRow="0" w:noHBand="0" w:noVBand="1" w:val="04A0"/>
       </w:tblPr>
       <w:tblGrid>
-        <w:gridCol w:w="2412"/>
-        <w:gridCol w:w="2412"/>
-        <w:gridCol w:w="2412"/>
-        <w:gridCol w:w="2412"/>
+        <w:gridCol w:w="2520"/>
+        <w:gridCol w:w="2520"/>
+        <w:gridCol w:w="2520"/>
+        <w:gridCol w:w="2520"/>
       </w:tblGrid>
       <w:tr>
+        <w:trPr>
+          <w:tblHeader w:val="true"/>
+        </w:trPr>
         <w:tc>
           <w:tcPr>
-            <w:tcW w:type="dxa" w:w="2412"/>
-            <w:shd w:fill="1F6FEB"/>
+            <w:tcW w:type="dxa" w:w="2520"/>
+            <w:vAlign w:val="center"/>
           </w:tcPr>
           <w:p>
             <w:r>
               <w:rPr>
-                <w:b/>
-                <w:color w:val="FFFFFF"/>
+                <w:rFonts w:ascii="Arial" w:hAnsi="Arial"/>
+                <w:sz w:val="19"/>
               </w:rPr>
               <w:t>Version Number</w:t>
             </w:r>
@@ -237,14 +145,14 @@
         </w:tc>
         <w:tc>
           <w:tcPr>
-            <w:tcW w:type="dxa" w:w="2412"/>
-            <w:shd w:fill="1F6FEB"/>
+            <w:tcW w:type="dxa" w:w="2520"/>
+            <w:vAlign w:val="center"/>
           </w:tcPr>
           <w:p>
             <w:r>
               <w:rPr>
-                <w:b/>
-                <w:color w:val="FFFFFF"/>
+                <w:rFonts w:ascii="Arial" w:hAnsi="Arial"/>
+                <w:sz w:val="19"/>
               </w:rPr>
               <w:t>Effective Date of Release</w:t>
             </w:r>
@@ -252,14 +160,14 @@
         </w:tc>
         <w:tc>
           <w:tcPr>
-            <w:tcW w:type="dxa" w:w="2412"/>
-            <w:shd w:fill="1F6FEB"/>
+            <w:tcW w:type="dxa" w:w="2520"/>
+            <w:vAlign w:val="center"/>
           </w:tcPr>
           <w:p>
             <w:r>
               <w:rPr>
-                <w:b/>
-                <w:color w:val="FFFFFF"/>
+                <w:rFonts w:ascii="Arial" w:hAnsi="Arial"/>
+                <w:sz w:val="19"/>
               </w:rPr>
               <w:t>Summary of Included Changes</w:t>
             </w:r>
@@ -267,14 +175,14 @@
         </w:tc>
         <w:tc>
           <w:tcPr>
-            <w:tcW w:type="dxa" w:w="2412"/>
-            <w:shd w:fill="1F6FEB"/>
+            <w:tcW w:type="dxa" w:w="2520"/>
+            <w:vAlign w:val="center"/>
           </w:tcPr>
           <w:p>
             <w:r>
               <w:rPr>
-                <w:b/>
-                <w:color w:val="FFFFFF"/>
+                <w:rFonts w:ascii="Arial" w:hAnsi="Arial"/>
+                <w:sz w:val="19"/>
               </w:rPr>
               <w:t>Author</w:t>
             </w:r>
@@ -284,88 +192,61 @@
       <w:tr>
         <w:tc>
           <w:tcPr>
-            <w:tcW w:type="dxa" w:w="2412"/>
+            <w:tcW w:type="dxa" w:w="2520"/>
+            <w:vAlign w:val="center"/>
           </w:tcPr>
           <w:p>
             <w:r>
-              <w:t>1</w:t>
+              <w:rPr>
+                <w:rFonts w:ascii="Arial" w:hAnsi="Arial"/>
+                <w:sz w:val="19"/>
+              </w:rPr>
+              <w:t>1.0</w:t>
             </w:r>
           </w:p>
         </w:tc>
         <w:tc>
           <w:tcPr>
-            <w:tcW w:type="dxa" w:w="2412"/>
+            <w:tcW w:type="dxa" w:w="2520"/>
+            <w:vAlign w:val="center"/>
           </w:tcPr>
           <w:p>
             <w:r>
+              <w:rPr>
+                <w:rFonts w:ascii="Arial" w:hAnsi="Arial"/>
+                <w:sz w:val="19"/>
+              </w:rPr>
               <w:t>8 July 2026</w:t>
             </w:r>
           </w:p>
         </w:tc>
         <w:tc>
           <w:tcPr>
-            <w:tcW w:type="dxa" w:w="2412"/>
+            <w:tcW w:type="dxa" w:w="2520"/>
+            <w:vAlign w:val="center"/>
           </w:tcPr>
           <w:p>
             <w:r>
-              <w:t>First Azure AZ-900 courseware build aligned to all 16 hands-on labs.</w:t>
+              <w:rPr>
+                <w:rFonts w:ascii="Arial" w:hAnsi="Arial"/>
+                <w:sz w:val="19"/>
+              </w:rPr>
+              <w:t>First AZ-900 build aligned to 16 hands-on labs.</w:t>
             </w:r>
           </w:p>
         </w:tc>
         <w:tc>
           <w:tcPr>
-            <w:tcW w:type="dxa" w:w="2412"/>
-          </w:tcPr>
-          <w:p>
-            <w:r>
-              <w:t>Tertiary Infotech Academy Pte Ltd</w:t>
-            </w:r>
-          </w:p>
-        </w:tc>
-      </w:tr>
-    </w:tbl>
-    <w:p/>
-    <w:p>
-      <w:pPr>
-        <w:pStyle w:val="Heading1"/>
-      </w:pPr>
-      <w:r>
-        <w:t>Course Details</w:t>
-      </w:r>
-    </w:p>
-    <w:tbl>
-      <w:tblPr>
-        <w:tblStyle w:val="TableGrid"/>
-        <w:tblW w:type="auto" w:w="0"/>
-        <w:jc w:val="center"/>
-        <w:tblLook w:firstColumn="1" w:firstRow="1" w:lastColumn="0" w:lastRow="0" w:noHBand="0" w:noVBand="1" w:val="04A0"/>
-      </w:tblPr>
-      <w:tblGrid>
-        <w:gridCol w:w="4824"/>
-        <w:gridCol w:w="4824"/>
-      </w:tblGrid>
-      <w:tr>
-        <w:tc>
-          <w:tcPr>
-            <w:tcW w:type="dxa" w:w="4824"/>
-            <w:shd w:fill="F3F7FB"/>
+            <w:tcW w:type="dxa" w:w="2520"/>
+            <w:vAlign w:val="center"/>
           </w:tcPr>
           <w:p>
             <w:r>
               <w:rPr>
-                <w:b/>
+                <w:rFonts w:ascii="Arial" w:hAnsi="Arial"/>
+                <w:sz w:val="19"/>
               </w:rPr>
-              <w:t>Course Title</w:t>
-            </w:r>
-          </w:p>
-        </w:tc>
-        <w:tc>
-          <w:tcPr>
-            <w:tcW w:type="dxa" w:w="4824"/>
-          </w:tcPr>
-          <w:p>
-            <w:r>
-              <w:t>Microsoft Azure Fundamentals (AZ-900)</w:t>
+              <w:t>Tertiary Infotech Academy Pte Ltd</w:t>
             </w:r>
           </w:p>
         </w:tc>
@@ -373,307 +254,166 @@
       <w:tr>
         <w:tc>
           <w:tcPr>
-            <w:tcW w:type="dxa" w:w="4824"/>
-            <w:shd w:fill="F3F7FB"/>
+            <w:tcW w:type="dxa" w:w="2520"/>
+            <w:vAlign w:val="center"/>
           </w:tcPr>
           <w:p>
             <w:r>
               <w:rPr>
-                <w:b/>
+                <w:rFonts w:ascii="Arial" w:hAnsi="Arial"/>
+                <w:sz w:val="19"/>
               </w:rPr>
-              <w:t>TGS Ref No.</w:t>
+              <w:t>2.0</w:t>
             </w:r>
           </w:p>
         </w:tc>
         <w:tc>
           <w:tcPr>
-            <w:tcW w:type="dxa" w:w="4824"/>
-          </w:tcPr>
-          <w:p>
-            <w:r>
-              <w:t>TGS-2023036449</w:t>
-            </w:r>
-          </w:p>
-        </w:tc>
-      </w:tr>
-      <w:tr>
-        <w:tc>
-          <w:tcPr>
-            <w:tcW w:type="dxa" w:w="4824"/>
-            <w:shd w:fill="F3F7FB"/>
+            <w:tcW w:type="dxa" w:w="2520"/>
+            <w:vAlign w:val="center"/>
           </w:tcPr>
           <w:p>
             <w:r>
               <w:rPr>
-                <w:b/>
+                <w:rFonts w:ascii="Arial" w:hAnsi="Arial"/>
+                <w:sz w:val="19"/>
               </w:rPr>
-              <w:t>Duration</w:t>
+              <w:t>26 August 2026</w:t>
             </w:r>
           </w:p>
         </w:tc>
         <w:tc>
           <w:tcPr>
-            <w:tcW w:type="dxa" w:w="4824"/>
-          </w:tcPr>
-          <w:p>
-            <w:r>
-              <w:t>2 Days (16 training hours)</w:t>
-            </w:r>
-          </w:p>
-        </w:tc>
-      </w:tr>
-      <w:tr>
-        <w:tc>
-          <w:tcPr>
-            <w:tcW w:type="dxa" w:w="4824"/>
-            <w:shd w:fill="F3F7FB"/>
+            <w:tcW w:type="dxa" w:w="2520"/>
+            <w:vAlign w:val="center"/>
           </w:tcPr>
           <w:p>
             <w:r>
               <w:rPr>
-                <w:b/>
+                <w:rFonts w:ascii="Arial" w:hAnsi="Arial"/>
+                <w:sz w:val="19"/>
               </w:rPr>
-              <w:t>Training Hours</w:t>
+              <w:t>Expanded to a mechanism-led visual deck aligned to the July 2026 AZ-900 blueprint; refreshed slide mappings and assessment schedule.</w:t>
             </w:r>
           </w:p>
         </w:tc>
         <w:tc>
           <w:tcPr>
-            <w:tcW w:type="dxa" w:w="4824"/>
-          </w:tcPr>
-          <w:p>
-            <w:r>
-              <w:t>9:00 AM - 6:00 PM, including lunch and short breaks</w:t>
-            </w:r>
-          </w:p>
-        </w:tc>
-      </w:tr>
-      <w:tr>
-        <w:tc>
-          <w:tcPr>
-            <w:tcW w:type="dxa" w:w="4824"/>
-            <w:shd w:fill="F3F7FB"/>
+            <w:tcW w:type="dxa" w:w="2520"/>
+            <w:vAlign w:val="center"/>
           </w:tcPr>
           <w:p>
             <w:r>
               <w:rPr>
-                <w:b/>
+                <w:rFonts w:ascii="Arial" w:hAnsi="Arial"/>
+                <w:sz w:val="19"/>
               </w:rPr>
-              <w:t>Delivery Mode</w:t>
-            </w:r>
-          </w:p>
-        </w:tc>
-        <w:tc>
-          <w:tcPr>
-            <w:tcW w:type="dxa" w:w="4824"/>
-          </w:tcPr>
-          <w:p>
-            <w:r>
-              <w:t>Instructor-led classroom training with Azure hands-on labs</w:t>
-            </w:r>
-          </w:p>
-        </w:tc>
-      </w:tr>
-      <w:tr>
-        <w:tc>
-          <w:tcPr>
-            <w:tcW w:type="dxa" w:w="4824"/>
-            <w:shd w:fill="F3F7FB"/>
-          </w:tcPr>
-          <w:p>
-            <w:r>
-              <w:rPr>
-                <w:b/>
-              </w:rPr>
-              <w:t>Learning Platform</w:t>
-            </w:r>
-          </w:p>
-        </w:tc>
-        <w:tc>
-          <w:tcPr>
-            <w:tcW w:type="dxa" w:w="4824"/>
-          </w:tcPr>
-          <w:p>
-            <w:r>
-              <w:t>Azure Portal, Azure Cloud Shell, Microsoft Learn and Google Classroom</w:t>
-            </w:r>
-          </w:p>
-        </w:tc>
-      </w:tr>
-      <w:tr>
-        <w:tc>
-          <w:tcPr>
-            <w:tcW w:type="dxa" w:w="4824"/>
-            <w:shd w:fill="F3F7FB"/>
-          </w:tcPr>
-          <w:p>
-            <w:r>
-              <w:rPr>
-                <w:b/>
-              </w:rPr>
-              <w:t>Assessment</w:t>
-            </w:r>
-          </w:p>
-        </w:tc>
-        <w:tc>
-          <w:tcPr>
-            <w:tcW w:type="dxa" w:w="4824"/>
-          </w:tcPr>
-          <w:p>
-            <w:r>
-              <w:t>Written assessment, practice questions and hands-on lab participation</w:t>
-            </w:r>
-          </w:p>
-        </w:tc>
-      </w:tr>
-      <w:tr>
-        <w:tc>
-          <w:tcPr>
-            <w:tcW w:type="dxa" w:w="4824"/>
-            <w:shd w:fill="F3F7FB"/>
-          </w:tcPr>
-          <w:p>
-            <w:r>
-              <w:rPr>
-                <w:b/>
-              </w:rPr>
-              <w:t>Learner Guide</w:t>
-            </w:r>
-          </w:p>
-        </w:tc>
-        <w:tc>
-          <w:tcPr>
-            <w:tcW w:type="dxa" w:w="4824"/>
-          </w:tcPr>
-          <w:p>
-            <w:r>
-              <w:t>LG-Microsoft Azure Fundamentals (AZ-900).docx</w:t>
-            </w:r>
-          </w:p>
-        </w:tc>
-      </w:tr>
-      <w:tr>
-        <w:tc>
-          <w:tcPr>
-            <w:tcW w:type="dxa" w:w="4824"/>
-            <w:shd w:fill="F3F7FB"/>
-          </w:tcPr>
-          <w:p>
-            <w:r>
-              <w:rPr>
-                <w:b/>
-              </w:rPr>
-              <w:t>Slide Deck</w:t>
-            </w:r>
-          </w:p>
-        </w:tc>
-        <w:tc>
-          <w:tcPr>
-            <w:tcW w:type="dxa" w:w="4824"/>
-          </w:tcPr>
-          <w:p>
-            <w:r>
-              <w:t>Microsoft Azure Fundamentals (AZ-900)-v1.pptx</w:t>
-            </w:r>
-          </w:p>
-        </w:tc>
-      </w:tr>
-      <w:tr>
-        <w:tc>
-          <w:tcPr>
-            <w:tcW w:type="dxa" w:w="4824"/>
-            <w:shd w:fill="F3F7FB"/>
-          </w:tcPr>
-          <w:p>
-            <w:r>
-              <w:rPr>
-                <w:b/>
-              </w:rPr>
-              <w:t>Lab Source</w:t>
-            </w:r>
-          </w:p>
-        </w:tc>
-        <w:tc>
-          <w:tcPr>
-            <w:tcW w:type="dxa" w:w="4824"/>
-          </w:tcPr>
-          <w:p>
-            <w:r>
-              <w:t>labs/ folder, 16 markdown labs</w:t>
-            </w:r>
-          </w:p>
-        </w:tc>
-      </w:tr>
-      <w:tr>
-        <w:tc>
-          <w:tcPr>
-            <w:tcW w:type="dxa" w:w="4824"/>
-            <w:shd w:fill="F3F7FB"/>
-          </w:tcPr>
-          <w:p>
-            <w:r>
-              <w:rPr>
-                <w:b/>
-              </w:rPr>
-              <w:t>Primary Resource Group</w:t>
-            </w:r>
-          </w:p>
-        </w:tc>
-        <w:tc>
-          <w:tcPr>
-            <w:tcW w:type="dxa" w:w="4824"/>
-          </w:tcPr>
-          <w:p>
-            <w:r>
-              <w:t>rg-az900-labs</w:t>
-            </w:r>
-          </w:p>
-        </w:tc>
-      </w:tr>
-      <w:tr>
-        <w:tc>
-          <w:tcPr>
-            <w:tcW w:type="dxa" w:w="4824"/>
-            <w:shd w:fill="F3F7FB"/>
-          </w:tcPr>
-          <w:p>
-            <w:r>
-              <w:rPr>
-                <w:b/>
-              </w:rPr>
-              <w:t>Region Used</w:t>
-            </w:r>
-          </w:p>
-        </w:tc>
-        <w:tc>
-          <w:tcPr>
-            <w:tcW w:type="dxa" w:w="4824"/>
-          </w:tcPr>
-          <w:p>
-            <w:r>
-              <w:t>Southeast Asia</w:t>
+              <w:t>Tertiary Infotech Academy Pte Ltd</w:t>
             </w:r>
           </w:p>
         </w:tc>
       </w:tr>
     </w:tbl>
-    <w:p/>
+    <w:p>
+      <w:r>
+        <w:br w:type="page"/>
+      </w:r>
+    </w:p>
     <w:p>
       <w:pPr>
-        <w:shd w:fill="FFF4E5"/>
+        <w:pStyle w:val="Heading1"/>
+      </w:pPr>
+      <w:r>
+        <w:t>TABLE OF CONTENTS</w:t>
+      </w:r>
+    </w:p>
+    <w:p>
+      <w:pPr>
+        <w:spacing w:after="160"/>
       </w:pPr>
       <w:r>
         <w:rPr>
           <w:b/>
-          <w:color w:val="1F6FEB"/>
         </w:rPr>
-        <w:t xml:space="preserve">Note: </w:t>
+        <w:t>Course Overview</w:t>
       </w:r>
       <w:r>
+        <w:t xml:space="preserve">  .......................................  4</w:t>
+      </w:r>
+    </w:p>
+    <w:p>
+      <w:pPr>
+        <w:spacing w:after="160"/>
+      </w:pPr>
+      <w:r>
         <w:rPr>
-          <w:sz w:val="21"/>
+          <w:b/>
         </w:rPr>
-        <w:t>The 'Slides' column in each schedule table references the exact slide numbers in the Learner Guide Slides deck for that activity.</w:t>
+        <w:t>Learning Outcomes</w:t>
+      </w:r>
+      <w:r>
+        <w:t xml:space="preserve">  .....................................  4</w:t>
+      </w:r>
+    </w:p>
+    <w:p>
+      <w:pPr>
+        <w:spacing w:after="160"/>
+      </w:pPr>
+      <w:r>
+        <w:rPr>
+          <w:b/>
+        </w:rPr>
+        <w:t>Daily Schedule</w:t>
+      </w:r>
+      <w:r>
+        <w:t xml:space="preserve">  ........................................  4</w:t>
+      </w:r>
+    </w:p>
+    <w:p>
+      <w:pPr>
+        <w:spacing w:after="160"/>
+      </w:pPr>
+      <w:r>
+        <w:rPr>
+          <w:b/>
+        </w:rPr>
+        <w:t>Topic-by-Topic Breakdown</w:t>
+      </w:r>
+      <w:r>
+        <w:t xml:space="preserve">  ..............................  5</w:t>
+      </w:r>
+    </w:p>
+    <w:p>
+      <w:pPr>
+        <w:spacing w:after="160"/>
+      </w:pPr>
+      <w:r>
+        <w:rPr>
+          <w:b/>
+        </w:rPr>
+        <w:t>Resources Required</w:t>
+      </w:r>
+      <w:r>
+        <w:t xml:space="preserve">  ....................................  6</w:t>
+      </w:r>
+    </w:p>
+    <w:p>
+      <w:pPr>
+        <w:spacing w:after="160"/>
+      </w:pPr>
+      <w:r>
+        <w:rPr>
+          <w:b/>
+        </w:rPr>
+        <w:t>Assessment</w:t>
+      </w:r>
+      <w:r>
+        <w:t xml:space="preserve">  ............................................  6</w:t>
+      </w:r>
+    </w:p>
+    <w:p>
+      <w:r>
+        <w:br w:type="page"/>
       </w:r>
     </w:p>
     <w:p>
@@ -686,10 +426,7 @@
     </w:p>
     <w:p>
       <w:r>
-        <w:rPr>
-          <w:sz w:val="21"/>
-        </w:rPr>
-        <w:t>This 2-day hands-on course introduces Microsoft Azure fundamentals through guided portal, Cloud Shell and governance labs. Learners create core Azure resources, inspect common service settings, and apply basic identity, access, policy, cost and monitoring controls.</w:t>
+        <w:t>This two-day (16-hour) WSQ course develops foundational Azure decision-making through mechanism-led instruction and sixteen connected labs. The deck teaches architecture, contracts, failure modes and evidence; the Learner Guide carries the detailed click-by-click procedures.</w:t>
       </w:r>
     </w:p>
     <w:p>
@@ -701,11 +438,11 @@
       </w:r>
     </w:p>
     <w:p>
+      <w:pPr>
+        <w:pStyle w:val="ListBullet"/>
+      </w:pPr>
       <w:r>
-        <w:rPr>
-          <w:sz w:val="21"/>
-        </w:rPr>
-        <w:t>By the end of this course, participants will be able to:</w:t>
+        <w:t>LO1: Assess cloud solutions and specifications for Azure cloud computing.</w:t>
       </w:r>
     </w:p>
     <w:p>
@@ -713,10 +450,7 @@
         <w:pStyle w:val="ListBullet"/>
       </w:pPr>
       <w:r>
-        <w:rPr>
-          <w:sz w:val="21"/>
-        </w:rPr>
-        <w:t>Describe core cloud concepts, Azure regions, availability zones and Azure management tools.</w:t>
+        <w:t>LO2: Develop an implementation plan for Azure cloud computing.</w:t>
       </w:r>
     </w:p>
     <w:p>
@@ -724,10 +458,2562 @@
         <w:pStyle w:val="ListBullet"/>
       </w:pPr>
       <w:r>
-        <w:rPr>
-          <w:sz w:val="21"/>
-        </w:rPr>
-        <w:t>Create and inspect Azure compute, application, container, network, storage and database services.</w:t>
+        <w:t>LO3: Develop review processes to resolve Azure cloud implementation issues.</w:t>
+      </w:r>
+    </w:p>
+    <w:p>
+      <w:pPr>
+        <w:pStyle w:val="Heading1"/>
+      </w:pPr>
+      <w:r>
+        <w:t>Daily Schedule</w:t>
+      </w:r>
+    </w:p>
+    <w:p>
+      <w:pPr>
+        <w:pStyle w:val="Heading2"/>
+      </w:pPr>
+      <w:r>
+        <w:t>Day 1 · Cloud concepts, architecture and core services</w:t>
+      </w:r>
+    </w:p>
+    <w:tbl>
+      <w:tblPr>
+        <w:tblStyle w:val="TableGrid"/>
+        <w:tblW w:type="auto" w:w="0"/>
+        <w:jc w:val="center"/>
+        <w:tblLook w:firstColumn="1" w:firstRow="1" w:lastColumn="0" w:lastRow="0" w:noHBand="0" w:noVBand="1" w:val="04A0"/>
+      </w:tblPr>
+      <w:tblGrid>
+        <w:gridCol w:w="2016"/>
+        <w:gridCol w:w="2016"/>
+        <w:gridCol w:w="2016"/>
+        <w:gridCol w:w="2016"/>
+        <w:gridCol w:w="2016"/>
+      </w:tblGrid>
+      <w:tr>
+        <w:trPr>
+          <w:tblHeader w:val="true"/>
+        </w:trPr>
+        <w:tc>
+          <w:tcPr>
+            <w:tcW w:type="dxa" w:w="2016"/>
+          </w:tcPr>
+          <w:p>
+            <w:r>
+              <w:rPr>
+                <w:rFonts w:ascii="Arial" w:hAnsi="Arial"/>
+                <w:sz w:val="17"/>
+              </w:rPr>
+              <w:t>Time</w:t>
+            </w:r>
+          </w:p>
+        </w:tc>
+        <w:tc>
+          <w:tcPr>
+            <w:tcW w:type="dxa" w:w="2016"/>
+          </w:tcPr>
+          <w:p>
+            <w:r>
+              <w:rPr>
+                <w:rFonts w:ascii="Arial" w:hAnsi="Arial"/>
+                <w:sz w:val="17"/>
+              </w:rPr>
+              <w:t>Duration</w:t>
+            </w:r>
+          </w:p>
+        </w:tc>
+        <w:tc>
+          <w:tcPr>
+            <w:tcW w:type="dxa" w:w="2016"/>
+          </w:tcPr>
+          <w:p>
+            <w:r>
+              <w:rPr>
+                <w:rFonts w:ascii="Arial" w:hAnsi="Arial"/>
+                <w:sz w:val="17"/>
+              </w:rPr>
+              <w:t>Topic / Activity</w:t>
+            </w:r>
+          </w:p>
+        </w:tc>
+        <w:tc>
+          <w:tcPr>
+            <w:tcW w:type="dxa" w:w="2016"/>
+          </w:tcPr>
+          <w:p>
+            <w:r>
+              <w:rPr>
+                <w:rFonts w:ascii="Arial" w:hAnsi="Arial"/>
+                <w:sz w:val="17"/>
+              </w:rPr>
+              <w:t>Method</w:t>
+            </w:r>
+          </w:p>
+        </w:tc>
+        <w:tc>
+          <w:tcPr>
+            <w:tcW w:type="dxa" w:w="2016"/>
+          </w:tcPr>
+          <w:p>
+            <w:r>
+              <w:rPr>
+                <w:rFonts w:ascii="Arial" w:hAnsi="Arial"/>
+                <w:sz w:val="17"/>
+              </w:rPr>
+              <w:t>Slides</w:t>
+            </w:r>
+          </w:p>
+        </w:tc>
+      </w:tr>
+      <w:tr>
+        <w:tc>
+          <w:tcPr>
+            <w:tcW w:type="dxa" w:w="2016"/>
+          </w:tcPr>
+          <w:p>
+            <w:r>
+              <w:rPr>
+                <w:rFonts w:ascii="Arial" w:hAnsi="Arial"/>
+                <w:sz w:val="17"/>
+              </w:rPr>
+              <w:t>9:00–9:30</w:t>
+            </w:r>
+          </w:p>
+        </w:tc>
+        <w:tc>
+          <w:tcPr>
+            <w:tcW w:type="dxa" w:w="2016"/>
+          </w:tcPr>
+          <w:p>
+            <w:r>
+              <w:rPr>
+                <w:rFonts w:ascii="Arial" w:hAnsi="Arial"/>
+                <w:sz w:val="17"/>
+              </w:rPr>
+              <w:t>30 min</w:t>
+            </w:r>
+          </w:p>
+        </w:tc>
+        <w:tc>
+          <w:tcPr>
+            <w:tcW w:type="dxa" w:w="2016"/>
+          </w:tcPr>
+          <w:p>
+            <w:r>
+              <w:rPr>
+                <w:rFonts w:ascii="Arial" w:hAnsi="Arial"/>
+                <w:sz w:val="17"/>
+              </w:rPr>
+              <w:t>Welcome, attendance, outcomes and assessment briefing</w:t>
+            </w:r>
+          </w:p>
+        </w:tc>
+        <w:tc>
+          <w:tcPr>
+            <w:tcW w:type="dxa" w:w="2016"/>
+          </w:tcPr>
+          <w:p>
+            <w:r>
+              <w:rPr>
+                <w:rFonts w:ascii="Arial" w:hAnsi="Arial"/>
+                <w:sz w:val="17"/>
+              </w:rPr>
+              <w:t>Visual briefing</w:t>
+            </w:r>
+          </w:p>
+        </w:tc>
+        <w:tc>
+          <w:tcPr>
+            <w:tcW w:type="dxa" w:w="2016"/>
+          </w:tcPr>
+          <w:p>
+            <w:r>
+              <w:rPr>
+                <w:rFonts w:ascii="Arial" w:hAnsi="Arial"/>
+                <w:sz w:val="17"/>
+              </w:rPr>
+              <w:t>Slides 1–10</w:t>
+            </w:r>
+          </w:p>
+        </w:tc>
+      </w:tr>
+      <w:tr>
+        <w:tc>
+          <w:tcPr>
+            <w:tcW w:type="dxa" w:w="2016"/>
+          </w:tcPr>
+          <w:p>
+            <w:r>
+              <w:rPr>
+                <w:rFonts w:ascii="Arial" w:hAnsi="Arial"/>
+                <w:sz w:val="17"/>
+              </w:rPr>
+              <w:t>9:30–10:10</w:t>
+            </w:r>
+          </w:p>
+        </w:tc>
+        <w:tc>
+          <w:tcPr>
+            <w:tcW w:type="dxa" w:w="2016"/>
+          </w:tcPr>
+          <w:p>
+            <w:r>
+              <w:rPr>
+                <w:rFonts w:ascii="Arial" w:hAnsi="Arial"/>
+                <w:sz w:val="17"/>
+              </w:rPr>
+              <w:t>40 min</w:t>
+            </w:r>
+          </w:p>
+        </w:tc>
+        <w:tc>
+          <w:tcPr>
+            <w:tcW w:type="dxa" w:w="2016"/>
+          </w:tcPr>
+          <w:p>
+            <w:r>
+              <w:rPr>
+                <w:rFonts w:ascii="Arial" w:hAnsi="Arial"/>
+                <w:sz w:val="17"/>
+              </w:rPr>
+              <w:t>Lab 1 · Portal and resource group</w:t>
+            </w:r>
+          </w:p>
+        </w:tc>
+        <w:tc>
+          <w:tcPr>
+            <w:tcW w:type="dxa" w:w="2016"/>
+          </w:tcPr>
+          <w:p>
+            <w:r>
+              <w:rPr>
+                <w:rFonts w:ascii="Arial" w:hAnsi="Arial"/>
+                <w:sz w:val="17"/>
+              </w:rPr>
+              <w:t>Demonstration + lab</w:t>
+            </w:r>
+          </w:p>
+        </w:tc>
+        <w:tc>
+          <w:tcPr>
+            <w:tcW w:type="dxa" w:w="2016"/>
+          </w:tcPr>
+          <w:p>
+            <w:r>
+              <w:rPr>
+                <w:rFonts w:ascii="Arial" w:hAnsi="Arial"/>
+                <w:sz w:val="17"/>
+              </w:rPr>
+              <w:t>Slides 24–25</w:t>
+            </w:r>
+          </w:p>
+        </w:tc>
+      </w:tr>
+      <w:tr>
+        <w:tc>
+          <w:tcPr>
+            <w:tcW w:type="dxa" w:w="2016"/>
+          </w:tcPr>
+          <w:p>
+            <w:r>
+              <w:rPr>
+                <w:rFonts w:ascii="Arial" w:hAnsi="Arial"/>
+                <w:sz w:val="17"/>
+              </w:rPr>
+              <w:t>10:10–10:50</w:t>
+            </w:r>
+          </w:p>
+        </w:tc>
+        <w:tc>
+          <w:tcPr>
+            <w:tcW w:type="dxa" w:w="2016"/>
+          </w:tcPr>
+          <w:p>
+            <w:r>
+              <w:rPr>
+                <w:rFonts w:ascii="Arial" w:hAnsi="Arial"/>
+                <w:sz w:val="17"/>
+              </w:rPr>
+              <w:t>40 min</w:t>
+            </w:r>
+          </w:p>
+        </w:tc>
+        <w:tc>
+          <w:tcPr>
+            <w:tcW w:type="dxa" w:w="2016"/>
+          </w:tcPr>
+          <w:p>
+            <w:r>
+              <w:rPr>
+                <w:rFonts w:ascii="Arial" w:hAnsi="Arial"/>
+                <w:sz w:val="17"/>
+              </w:rPr>
+              <w:t>Lab 2 · Cloud Shell</w:t>
+            </w:r>
+          </w:p>
+        </w:tc>
+        <w:tc>
+          <w:tcPr>
+            <w:tcW w:type="dxa" w:w="2016"/>
+          </w:tcPr>
+          <w:p>
+            <w:r>
+              <w:rPr>
+                <w:rFonts w:ascii="Arial" w:hAnsi="Arial"/>
+                <w:sz w:val="17"/>
+              </w:rPr>
+              <w:t>Mechanism + lab</w:t>
+            </w:r>
+          </w:p>
+        </w:tc>
+        <w:tc>
+          <w:tcPr>
+            <w:tcW w:type="dxa" w:w="2016"/>
+          </w:tcPr>
+          <w:p>
+            <w:r>
+              <w:rPr>
+                <w:rFonts w:ascii="Arial" w:hAnsi="Arial"/>
+                <w:sz w:val="17"/>
+              </w:rPr>
+              <w:t>Slides 26–27</w:t>
+            </w:r>
+          </w:p>
+        </w:tc>
+      </w:tr>
+      <w:tr>
+        <w:tc>
+          <w:tcPr>
+            <w:tcW w:type="dxa" w:w="2016"/>
+          </w:tcPr>
+          <w:p>
+            <w:r>
+              <w:rPr>
+                <w:rFonts w:ascii="Arial" w:hAnsi="Arial"/>
+                <w:sz w:val="17"/>
+              </w:rPr>
+              <w:t>10:50–11:00</w:t>
+            </w:r>
+          </w:p>
+        </w:tc>
+        <w:tc>
+          <w:tcPr>
+            <w:tcW w:type="dxa" w:w="2016"/>
+          </w:tcPr>
+          <w:p>
+            <w:r>
+              <w:rPr>
+                <w:rFonts w:ascii="Arial" w:hAnsi="Arial"/>
+                <w:sz w:val="17"/>
+              </w:rPr>
+              <w:t>10 min</w:t>
+            </w:r>
+          </w:p>
+        </w:tc>
+        <w:tc>
+          <w:tcPr>
+            <w:tcW w:type="dxa" w:w="2016"/>
+          </w:tcPr>
+          <w:p>
+            <w:r>
+              <w:rPr>
+                <w:rFonts w:ascii="Arial" w:hAnsi="Arial"/>
+                <w:sz w:val="17"/>
+              </w:rPr>
+              <w:t>Break</w:t>
+            </w:r>
+          </w:p>
+        </w:tc>
+        <w:tc>
+          <w:tcPr>
+            <w:tcW w:type="dxa" w:w="2016"/>
+          </w:tcPr>
+          <w:p>
+            <w:r>
+              <w:rPr>
+                <w:rFonts w:ascii="Arial" w:hAnsi="Arial"/>
+                <w:sz w:val="17"/>
+              </w:rPr>
+              <w:t>—</w:t>
+            </w:r>
+          </w:p>
+        </w:tc>
+        <w:tc>
+          <w:tcPr>
+            <w:tcW w:type="dxa" w:w="2016"/>
+          </w:tcPr>
+          <w:p>
+            <w:r>
+              <w:rPr>
+                <w:rFonts w:ascii="Arial" w:hAnsi="Arial"/>
+                <w:sz w:val="17"/>
+              </w:rPr>
+              <w:t>—</w:t>
+            </w:r>
+          </w:p>
+        </w:tc>
+      </w:tr>
+      <w:tr>
+        <w:tc>
+          <w:tcPr>
+            <w:tcW w:type="dxa" w:w="2016"/>
+          </w:tcPr>
+          <w:p>
+            <w:r>
+              <w:rPr>
+                <w:rFonts w:ascii="Arial" w:hAnsi="Arial"/>
+                <w:sz w:val="17"/>
+              </w:rPr>
+              <w:t>11:00–11:45</w:t>
+            </w:r>
+          </w:p>
+        </w:tc>
+        <w:tc>
+          <w:tcPr>
+            <w:tcW w:type="dxa" w:w="2016"/>
+          </w:tcPr>
+          <w:p>
+            <w:r>
+              <w:rPr>
+                <w:rFonts w:ascii="Arial" w:hAnsi="Arial"/>
+                <w:sz w:val="17"/>
+              </w:rPr>
+              <w:t>45 min</w:t>
+            </w:r>
+          </w:p>
+        </w:tc>
+        <w:tc>
+          <w:tcPr>
+            <w:tcW w:type="dxa" w:w="2016"/>
+          </w:tcPr>
+          <w:p>
+            <w:r>
+              <w:rPr>
+                <w:rFonts w:ascii="Arial" w:hAnsi="Arial"/>
+                <w:sz w:val="17"/>
+              </w:rPr>
+              <w:t>Lab 3 · Regions and availability zones</w:t>
+            </w:r>
+          </w:p>
+        </w:tc>
+        <w:tc>
+          <w:tcPr>
+            <w:tcW w:type="dxa" w:w="2016"/>
+          </w:tcPr>
+          <w:p>
+            <w:r>
+              <w:rPr>
+                <w:rFonts w:ascii="Arial" w:hAnsi="Arial"/>
+                <w:sz w:val="17"/>
+              </w:rPr>
+              <w:t>Decision model + lab</w:t>
+            </w:r>
+          </w:p>
+        </w:tc>
+        <w:tc>
+          <w:tcPr>
+            <w:tcW w:type="dxa" w:w="2016"/>
+          </w:tcPr>
+          <w:p>
+            <w:r>
+              <w:rPr>
+                <w:rFonts w:ascii="Arial" w:hAnsi="Arial"/>
+                <w:sz w:val="17"/>
+              </w:rPr>
+              <w:t>Slides 28–29</w:t>
+            </w:r>
+          </w:p>
+        </w:tc>
+      </w:tr>
+      <w:tr>
+        <w:tc>
+          <w:tcPr>
+            <w:tcW w:type="dxa" w:w="2016"/>
+          </w:tcPr>
+          <w:p>
+            <w:r>
+              <w:rPr>
+                <w:rFonts w:ascii="Arial" w:hAnsi="Arial"/>
+                <w:sz w:val="17"/>
+              </w:rPr>
+              <w:t>11:45–12:30</w:t>
+            </w:r>
+          </w:p>
+        </w:tc>
+        <w:tc>
+          <w:tcPr>
+            <w:tcW w:type="dxa" w:w="2016"/>
+          </w:tcPr>
+          <w:p>
+            <w:r>
+              <w:rPr>
+                <w:rFonts w:ascii="Arial" w:hAnsi="Arial"/>
+                <w:sz w:val="17"/>
+              </w:rPr>
+              <w:t>45 min</w:t>
+            </w:r>
+          </w:p>
+        </w:tc>
+        <w:tc>
+          <w:tcPr>
+            <w:tcW w:type="dxa" w:w="2016"/>
+          </w:tcPr>
+          <w:p>
+            <w:r>
+              <w:rPr>
+                <w:rFonts w:ascii="Arial" w:hAnsi="Arial"/>
+                <w:sz w:val="17"/>
+              </w:rPr>
+              <w:t>Cloud models, pricing, service types and serverless</w:t>
+            </w:r>
+          </w:p>
+        </w:tc>
+        <w:tc>
+          <w:tcPr>
+            <w:tcW w:type="dxa" w:w="2016"/>
+          </w:tcPr>
+          <w:p>
+            <w:r>
+              <w:rPr>
+                <w:rFonts w:ascii="Arial" w:hAnsi="Arial"/>
+                <w:sz w:val="17"/>
+              </w:rPr>
+              <w:t>Models + editable chart</w:t>
+            </w:r>
+          </w:p>
+        </w:tc>
+        <w:tc>
+          <w:tcPr>
+            <w:tcW w:type="dxa" w:w="2016"/>
+          </w:tcPr>
+          <w:p>
+            <w:r>
+              <w:rPr>
+                <w:rFonts w:ascii="Arial" w:hAnsi="Arial"/>
+                <w:sz w:val="17"/>
+              </w:rPr>
+              <w:t>Slides 13–30</w:t>
+            </w:r>
+          </w:p>
+        </w:tc>
+      </w:tr>
+      <w:tr>
+        <w:tc>
+          <w:tcPr>
+            <w:tcW w:type="dxa" w:w="2016"/>
+          </w:tcPr>
+          <w:p>
+            <w:r>
+              <w:rPr>
+                <w:rFonts w:ascii="Arial" w:hAnsi="Arial"/>
+                <w:sz w:val="17"/>
+              </w:rPr>
+              <w:t>12:30–1:15</w:t>
+            </w:r>
+          </w:p>
+        </w:tc>
+        <w:tc>
+          <w:tcPr>
+            <w:tcW w:type="dxa" w:w="2016"/>
+          </w:tcPr>
+          <w:p>
+            <w:r>
+              <w:rPr>
+                <w:rFonts w:ascii="Arial" w:hAnsi="Arial"/>
+                <w:sz w:val="17"/>
+              </w:rPr>
+              <w:t>45 min</w:t>
+            </w:r>
+          </w:p>
+        </w:tc>
+        <w:tc>
+          <w:tcPr>
+            <w:tcW w:type="dxa" w:w="2016"/>
+          </w:tcPr>
+          <w:p>
+            <w:r>
+              <w:rPr>
+                <w:rFonts w:ascii="Arial" w:hAnsi="Arial"/>
+                <w:sz w:val="17"/>
+              </w:rPr>
+              <w:t>Lunch</w:t>
+            </w:r>
+          </w:p>
+        </w:tc>
+        <w:tc>
+          <w:tcPr>
+            <w:tcW w:type="dxa" w:w="2016"/>
+          </w:tcPr>
+          <w:p>
+            <w:r>
+              <w:rPr>
+                <w:rFonts w:ascii="Arial" w:hAnsi="Arial"/>
+                <w:sz w:val="17"/>
+              </w:rPr>
+              <w:t>—</w:t>
+            </w:r>
+          </w:p>
+        </w:tc>
+        <w:tc>
+          <w:tcPr>
+            <w:tcW w:type="dxa" w:w="2016"/>
+          </w:tcPr>
+          <w:p>
+            <w:r>
+              <w:rPr>
+                <w:rFonts w:ascii="Arial" w:hAnsi="Arial"/>
+                <w:sz w:val="17"/>
+              </w:rPr>
+              <w:t>—</w:t>
+            </w:r>
+          </w:p>
+        </w:tc>
+      </w:tr>
+      <w:tr>
+        <w:tc>
+          <w:tcPr>
+            <w:tcW w:type="dxa" w:w="2016"/>
+          </w:tcPr>
+          <w:p>
+            <w:r>
+              <w:rPr>
+                <w:rFonts w:ascii="Arial" w:hAnsi="Arial"/>
+                <w:sz w:val="17"/>
+              </w:rPr>
+              <w:t>1:15–2:00</w:t>
+            </w:r>
+          </w:p>
+        </w:tc>
+        <w:tc>
+          <w:tcPr>
+            <w:tcW w:type="dxa" w:w="2016"/>
+          </w:tcPr>
+          <w:p>
+            <w:r>
+              <w:rPr>
+                <w:rFonts w:ascii="Arial" w:hAnsi="Arial"/>
+                <w:sz w:val="17"/>
+              </w:rPr>
+              <w:t>45 min</w:t>
+            </w:r>
+          </w:p>
+        </w:tc>
+        <w:tc>
+          <w:tcPr>
+            <w:tcW w:type="dxa" w:w="2016"/>
+          </w:tcPr>
+          <w:p>
+            <w:r>
+              <w:rPr>
+                <w:rFonts w:ascii="Arial" w:hAnsi="Arial"/>
+                <w:sz w:val="17"/>
+              </w:rPr>
+              <w:t>Lab 4 · Windows VM</w:t>
+            </w:r>
+          </w:p>
+        </w:tc>
+        <w:tc>
+          <w:tcPr>
+            <w:tcW w:type="dxa" w:w="2016"/>
+          </w:tcPr>
+          <w:p>
+            <w:r>
+              <w:rPr>
+                <w:rFonts w:ascii="Arial" w:hAnsi="Arial"/>
+                <w:sz w:val="17"/>
+              </w:rPr>
+              <w:t>Architecture + lab</w:t>
+            </w:r>
+          </w:p>
+        </w:tc>
+        <w:tc>
+          <w:tcPr>
+            <w:tcW w:type="dxa" w:w="2016"/>
+          </w:tcPr>
+          <w:p>
+            <w:r>
+              <w:rPr>
+                <w:rFonts w:ascii="Arial" w:hAnsi="Arial"/>
+                <w:sz w:val="17"/>
+              </w:rPr>
+              <w:t>Slides 54–55</w:t>
+            </w:r>
+          </w:p>
+        </w:tc>
+      </w:tr>
+      <w:tr>
+        <w:tc>
+          <w:tcPr>
+            <w:tcW w:type="dxa" w:w="2016"/>
+          </w:tcPr>
+          <w:p>
+            <w:r>
+              <w:rPr>
+                <w:rFonts w:ascii="Arial" w:hAnsi="Arial"/>
+                <w:sz w:val="17"/>
+              </w:rPr>
+              <w:t>2:00–2:45</w:t>
+            </w:r>
+          </w:p>
+        </w:tc>
+        <w:tc>
+          <w:tcPr>
+            <w:tcW w:type="dxa" w:w="2016"/>
+          </w:tcPr>
+          <w:p>
+            <w:r>
+              <w:rPr>
+                <w:rFonts w:ascii="Arial" w:hAnsi="Arial"/>
+                <w:sz w:val="17"/>
+              </w:rPr>
+              <w:t>45 min</w:t>
+            </w:r>
+          </w:p>
+        </w:tc>
+        <w:tc>
+          <w:tcPr>
+            <w:tcW w:type="dxa" w:w="2016"/>
+          </w:tcPr>
+          <w:p>
+            <w:r>
+              <w:rPr>
+                <w:rFonts w:ascii="Arial" w:hAnsi="Arial"/>
+                <w:sz w:val="17"/>
+              </w:rPr>
+              <w:t>Lab 5 · Linux VM with CLI</w:t>
+            </w:r>
+          </w:p>
+        </w:tc>
+        <w:tc>
+          <w:tcPr>
+            <w:tcW w:type="dxa" w:w="2016"/>
+          </w:tcPr>
+          <w:p>
+            <w:r>
+              <w:rPr>
+                <w:rFonts w:ascii="Arial" w:hAnsi="Arial"/>
+                <w:sz w:val="17"/>
+              </w:rPr>
+              <w:t>Workflow + lab</w:t>
+            </w:r>
+          </w:p>
+        </w:tc>
+        <w:tc>
+          <w:tcPr>
+            <w:tcW w:type="dxa" w:w="2016"/>
+          </w:tcPr>
+          <w:p>
+            <w:r>
+              <w:rPr>
+                <w:rFonts w:ascii="Arial" w:hAnsi="Arial"/>
+                <w:sz w:val="17"/>
+              </w:rPr>
+              <w:t>Slides 56–57</w:t>
+            </w:r>
+          </w:p>
+        </w:tc>
+      </w:tr>
+      <w:tr>
+        <w:tc>
+          <w:tcPr>
+            <w:tcW w:type="dxa" w:w="2016"/>
+          </w:tcPr>
+          <w:p>
+            <w:r>
+              <w:rPr>
+                <w:rFonts w:ascii="Arial" w:hAnsi="Arial"/>
+                <w:sz w:val="17"/>
+              </w:rPr>
+              <w:t>2:45–3:30</w:t>
+            </w:r>
+          </w:p>
+        </w:tc>
+        <w:tc>
+          <w:tcPr>
+            <w:tcW w:type="dxa" w:w="2016"/>
+          </w:tcPr>
+          <w:p>
+            <w:r>
+              <w:rPr>
+                <w:rFonts w:ascii="Arial" w:hAnsi="Arial"/>
+                <w:sz w:val="17"/>
+              </w:rPr>
+              <w:t>45 min</w:t>
+            </w:r>
+          </w:p>
+        </w:tc>
+        <w:tc>
+          <w:tcPr>
+            <w:tcW w:type="dxa" w:w="2016"/>
+          </w:tcPr>
+          <w:p>
+            <w:r>
+              <w:rPr>
+                <w:rFonts w:ascii="Arial" w:hAnsi="Arial"/>
+                <w:sz w:val="17"/>
+              </w:rPr>
+              <w:t>Lab 6 · App Service</w:t>
+            </w:r>
+          </w:p>
+        </w:tc>
+        <w:tc>
+          <w:tcPr>
+            <w:tcW w:type="dxa" w:w="2016"/>
+          </w:tcPr>
+          <w:p>
+            <w:r>
+              <w:rPr>
+                <w:rFonts w:ascii="Arial" w:hAnsi="Arial"/>
+                <w:sz w:val="17"/>
+              </w:rPr>
+              <w:t>Hosting decision + lab</w:t>
+            </w:r>
+          </w:p>
+        </w:tc>
+        <w:tc>
+          <w:tcPr>
+            <w:tcW w:type="dxa" w:w="2016"/>
+          </w:tcPr>
+          <w:p>
+            <w:r>
+              <w:rPr>
+                <w:rFonts w:ascii="Arial" w:hAnsi="Arial"/>
+                <w:sz w:val="17"/>
+              </w:rPr>
+              <w:t>Slides 58–59</w:t>
+            </w:r>
+          </w:p>
+        </w:tc>
+      </w:tr>
+      <w:tr>
+        <w:tc>
+          <w:tcPr>
+            <w:tcW w:type="dxa" w:w="2016"/>
+          </w:tcPr>
+          <w:p>
+            <w:r>
+              <w:rPr>
+                <w:rFonts w:ascii="Arial" w:hAnsi="Arial"/>
+                <w:sz w:val="17"/>
+              </w:rPr>
+              <w:t>3:30–3:40</w:t>
+            </w:r>
+          </w:p>
+        </w:tc>
+        <w:tc>
+          <w:tcPr>
+            <w:tcW w:type="dxa" w:w="2016"/>
+          </w:tcPr>
+          <w:p>
+            <w:r>
+              <w:rPr>
+                <w:rFonts w:ascii="Arial" w:hAnsi="Arial"/>
+                <w:sz w:val="17"/>
+              </w:rPr>
+              <w:t>10 min</w:t>
+            </w:r>
+          </w:p>
+        </w:tc>
+        <w:tc>
+          <w:tcPr>
+            <w:tcW w:type="dxa" w:w="2016"/>
+          </w:tcPr>
+          <w:p>
+            <w:r>
+              <w:rPr>
+                <w:rFonts w:ascii="Arial" w:hAnsi="Arial"/>
+                <w:sz w:val="17"/>
+              </w:rPr>
+              <w:t>Break</w:t>
+            </w:r>
+          </w:p>
+        </w:tc>
+        <w:tc>
+          <w:tcPr>
+            <w:tcW w:type="dxa" w:w="2016"/>
+          </w:tcPr>
+          <w:p>
+            <w:r>
+              <w:rPr>
+                <w:rFonts w:ascii="Arial" w:hAnsi="Arial"/>
+                <w:sz w:val="17"/>
+              </w:rPr>
+              <w:t>—</w:t>
+            </w:r>
+          </w:p>
+        </w:tc>
+        <w:tc>
+          <w:tcPr>
+            <w:tcW w:type="dxa" w:w="2016"/>
+          </w:tcPr>
+          <w:p>
+            <w:r>
+              <w:rPr>
+                <w:rFonts w:ascii="Arial" w:hAnsi="Arial"/>
+                <w:sz w:val="17"/>
+              </w:rPr>
+              <w:t>—</w:t>
+            </w:r>
+          </w:p>
+        </w:tc>
+      </w:tr>
+      <w:tr>
+        <w:tc>
+          <w:tcPr>
+            <w:tcW w:type="dxa" w:w="2016"/>
+          </w:tcPr>
+          <w:p>
+            <w:r>
+              <w:rPr>
+                <w:rFonts w:ascii="Arial" w:hAnsi="Arial"/>
+                <w:sz w:val="17"/>
+              </w:rPr>
+              <w:t>3:40–4:25</w:t>
+            </w:r>
+          </w:p>
+        </w:tc>
+        <w:tc>
+          <w:tcPr>
+            <w:tcW w:type="dxa" w:w="2016"/>
+          </w:tcPr>
+          <w:p>
+            <w:r>
+              <w:rPr>
+                <w:rFonts w:ascii="Arial" w:hAnsi="Arial"/>
+                <w:sz w:val="17"/>
+              </w:rPr>
+              <w:t>45 min</w:t>
+            </w:r>
+          </w:p>
+        </w:tc>
+        <w:tc>
+          <w:tcPr>
+            <w:tcW w:type="dxa" w:w="2016"/>
+          </w:tcPr>
+          <w:p>
+            <w:r>
+              <w:rPr>
+                <w:rFonts w:ascii="Arial" w:hAnsi="Arial"/>
+                <w:sz w:val="17"/>
+              </w:rPr>
+              <w:t>Lab 7 · Container Instances</w:t>
+            </w:r>
+          </w:p>
+        </w:tc>
+        <w:tc>
+          <w:tcPr>
+            <w:tcW w:type="dxa" w:w="2016"/>
+          </w:tcPr>
+          <w:p>
+            <w:r>
+              <w:rPr>
+                <w:rFonts w:ascii="Arial" w:hAnsi="Arial"/>
+                <w:sz w:val="17"/>
+              </w:rPr>
+              <w:t>Container contract + lab</w:t>
+            </w:r>
+          </w:p>
+        </w:tc>
+        <w:tc>
+          <w:tcPr>
+            <w:tcW w:type="dxa" w:w="2016"/>
+          </w:tcPr>
+          <w:p>
+            <w:r>
+              <w:rPr>
+                <w:rFonts w:ascii="Arial" w:hAnsi="Arial"/>
+                <w:sz w:val="17"/>
+              </w:rPr>
+              <w:t>Slides 60–61</w:t>
+            </w:r>
+          </w:p>
+        </w:tc>
+      </w:tr>
+      <w:tr>
+        <w:tc>
+          <w:tcPr>
+            <w:tcW w:type="dxa" w:w="2016"/>
+          </w:tcPr>
+          <w:p>
+            <w:r>
+              <w:rPr>
+                <w:rFonts w:ascii="Arial" w:hAnsi="Arial"/>
+                <w:sz w:val="17"/>
+              </w:rPr>
+              <w:t>4:25–5:10</w:t>
+            </w:r>
+          </w:p>
+        </w:tc>
+        <w:tc>
+          <w:tcPr>
+            <w:tcW w:type="dxa" w:w="2016"/>
+          </w:tcPr>
+          <w:p>
+            <w:r>
+              <w:rPr>
+                <w:rFonts w:ascii="Arial" w:hAnsi="Arial"/>
+                <w:sz w:val="17"/>
+              </w:rPr>
+              <w:t>45 min</w:t>
+            </w:r>
+          </w:p>
+        </w:tc>
+        <w:tc>
+          <w:tcPr>
+            <w:tcW w:type="dxa" w:w="2016"/>
+          </w:tcPr>
+          <w:p>
+            <w:r>
+              <w:rPr>
+                <w:rFonts w:ascii="Arial" w:hAnsi="Arial"/>
+                <w:sz w:val="17"/>
+              </w:rPr>
+              <w:t>Lab 8 · Virtual networking</w:t>
+            </w:r>
+          </w:p>
+        </w:tc>
+        <w:tc>
+          <w:tcPr>
+            <w:tcW w:type="dxa" w:w="2016"/>
+          </w:tcPr>
+          <w:p>
+            <w:r>
+              <w:rPr>
+                <w:rFonts w:ascii="Arial" w:hAnsi="Arial"/>
+                <w:sz w:val="17"/>
+              </w:rPr>
+              <w:t>Network model + lab</w:t>
+            </w:r>
+          </w:p>
+        </w:tc>
+        <w:tc>
+          <w:tcPr>
+            <w:tcW w:type="dxa" w:w="2016"/>
+          </w:tcPr>
+          <w:p>
+            <w:r>
+              <w:rPr>
+                <w:rFonts w:ascii="Arial" w:hAnsi="Arial"/>
+                <w:sz w:val="17"/>
+              </w:rPr>
+              <w:t>Slides 62–63</w:t>
+            </w:r>
+          </w:p>
+        </w:tc>
+      </w:tr>
+      <w:tr>
+        <w:tc>
+          <w:tcPr>
+            <w:tcW w:type="dxa" w:w="2016"/>
+          </w:tcPr>
+          <w:p>
+            <w:r>
+              <w:rPr>
+                <w:rFonts w:ascii="Arial" w:hAnsi="Arial"/>
+                <w:sz w:val="17"/>
+              </w:rPr>
+              <w:t>5:10–6:00</w:t>
+            </w:r>
+          </w:p>
+        </w:tc>
+        <w:tc>
+          <w:tcPr>
+            <w:tcW w:type="dxa" w:w="2016"/>
+          </w:tcPr>
+          <w:p>
+            <w:r>
+              <w:rPr>
+                <w:rFonts w:ascii="Arial" w:hAnsi="Arial"/>
+                <w:sz w:val="17"/>
+              </w:rPr>
+              <w:t>50 min</w:t>
+            </w:r>
+          </w:p>
+        </w:tc>
+        <w:tc>
+          <w:tcPr>
+            <w:tcW w:type="dxa" w:w="2016"/>
+          </w:tcPr>
+          <w:p>
+            <w:r>
+              <w:rPr>
+                <w:rFonts w:ascii="Arial" w:hAnsi="Arial"/>
+                <w:sz w:val="17"/>
+              </w:rPr>
+              <w:t>Architecture and services decision recap</w:t>
+            </w:r>
+          </w:p>
+        </w:tc>
+        <w:tc>
+          <w:tcPr>
+            <w:tcW w:type="dxa" w:w="2016"/>
+          </w:tcPr>
+          <w:p>
+            <w:r>
+              <w:rPr>
+                <w:rFonts w:ascii="Arial" w:hAnsi="Arial"/>
+                <w:sz w:val="17"/>
+              </w:rPr>
+              <w:t>Case comparison + review</w:t>
+            </w:r>
+          </w:p>
+        </w:tc>
+        <w:tc>
+          <w:tcPr>
+            <w:tcW w:type="dxa" w:w="2016"/>
+          </w:tcPr>
+          <w:p>
+            <w:r>
+              <w:rPr>
+                <w:rFonts w:ascii="Arial" w:hAnsi="Arial"/>
+                <w:sz w:val="17"/>
+              </w:rPr>
+              <w:t>Slides 31–63</w:t>
+            </w:r>
+          </w:p>
+        </w:tc>
+      </w:tr>
+    </w:tbl>
+    <w:p>
+      <w:pPr>
+        <w:pStyle w:val="Heading2"/>
+      </w:pPr>
+      <w:r>
+        <w:t>Day 2 · Data, identity, governance, monitoring and assessment</w:t>
+      </w:r>
+    </w:p>
+    <w:tbl>
+      <w:tblPr>
+        <w:tblStyle w:val="TableGrid"/>
+        <w:tblW w:type="auto" w:w="0"/>
+        <w:jc w:val="center"/>
+        <w:tblLook w:firstColumn="1" w:firstRow="1" w:lastColumn="0" w:lastRow="0" w:noHBand="0" w:noVBand="1" w:val="04A0"/>
+      </w:tblPr>
+      <w:tblGrid>
+        <w:gridCol w:w="2016"/>
+        <w:gridCol w:w="2016"/>
+        <w:gridCol w:w="2016"/>
+        <w:gridCol w:w="2016"/>
+        <w:gridCol w:w="2016"/>
+      </w:tblGrid>
+      <w:tr>
+        <w:trPr>
+          <w:tblHeader w:val="true"/>
+        </w:trPr>
+        <w:tc>
+          <w:tcPr>
+            <w:tcW w:type="dxa" w:w="2016"/>
+          </w:tcPr>
+          <w:p>
+            <w:r>
+              <w:rPr>
+                <w:rFonts w:ascii="Arial" w:hAnsi="Arial"/>
+                <w:sz w:val="17"/>
+              </w:rPr>
+              <w:t>Time</w:t>
+            </w:r>
+          </w:p>
+        </w:tc>
+        <w:tc>
+          <w:tcPr>
+            <w:tcW w:type="dxa" w:w="2016"/>
+          </w:tcPr>
+          <w:p>
+            <w:r>
+              <w:rPr>
+                <w:rFonts w:ascii="Arial" w:hAnsi="Arial"/>
+                <w:sz w:val="17"/>
+              </w:rPr>
+              <w:t>Duration</w:t>
+            </w:r>
+          </w:p>
+        </w:tc>
+        <w:tc>
+          <w:tcPr>
+            <w:tcW w:type="dxa" w:w="2016"/>
+          </w:tcPr>
+          <w:p>
+            <w:r>
+              <w:rPr>
+                <w:rFonts w:ascii="Arial" w:hAnsi="Arial"/>
+                <w:sz w:val="17"/>
+              </w:rPr>
+              <w:t>Topic / Activity</w:t>
+            </w:r>
+          </w:p>
+        </w:tc>
+        <w:tc>
+          <w:tcPr>
+            <w:tcW w:type="dxa" w:w="2016"/>
+          </w:tcPr>
+          <w:p>
+            <w:r>
+              <w:rPr>
+                <w:rFonts w:ascii="Arial" w:hAnsi="Arial"/>
+                <w:sz w:val="17"/>
+              </w:rPr>
+              <w:t>Method</w:t>
+            </w:r>
+          </w:p>
+        </w:tc>
+        <w:tc>
+          <w:tcPr>
+            <w:tcW w:type="dxa" w:w="2016"/>
+          </w:tcPr>
+          <w:p>
+            <w:r>
+              <w:rPr>
+                <w:rFonts w:ascii="Arial" w:hAnsi="Arial"/>
+                <w:sz w:val="17"/>
+              </w:rPr>
+              <w:t>Slides</w:t>
+            </w:r>
+          </w:p>
+        </w:tc>
+      </w:tr>
+      <w:tr>
+        <w:tc>
+          <w:tcPr>
+            <w:tcW w:type="dxa" w:w="2016"/>
+          </w:tcPr>
+          <w:p>
+            <w:r>
+              <w:rPr>
+                <w:rFonts w:ascii="Arial" w:hAnsi="Arial"/>
+                <w:sz w:val="17"/>
+              </w:rPr>
+              <w:t>9:00–9:40</w:t>
+            </w:r>
+          </w:p>
+        </w:tc>
+        <w:tc>
+          <w:tcPr>
+            <w:tcW w:type="dxa" w:w="2016"/>
+          </w:tcPr>
+          <w:p>
+            <w:r>
+              <w:rPr>
+                <w:rFonts w:ascii="Arial" w:hAnsi="Arial"/>
+                <w:sz w:val="17"/>
+              </w:rPr>
+              <w:t>40 min</w:t>
+            </w:r>
+          </w:p>
+        </w:tc>
+        <w:tc>
+          <w:tcPr>
+            <w:tcW w:type="dxa" w:w="2016"/>
+          </w:tcPr>
+          <w:p>
+            <w:r>
+              <w:rPr>
+                <w:rFonts w:ascii="Arial" w:hAnsi="Arial"/>
+                <w:sz w:val="17"/>
+              </w:rPr>
+              <w:t>Lab 9 · Blob Storage</w:t>
+            </w:r>
+          </w:p>
+        </w:tc>
+        <w:tc>
+          <w:tcPr>
+            <w:tcW w:type="dxa" w:w="2016"/>
+          </w:tcPr>
+          <w:p>
+            <w:r>
+              <w:rPr>
+                <w:rFonts w:ascii="Arial" w:hAnsi="Arial"/>
+                <w:sz w:val="17"/>
+              </w:rPr>
+              <w:t>Storage decision + lab</w:t>
+            </w:r>
+          </w:p>
+        </w:tc>
+        <w:tc>
+          <w:tcPr>
+            <w:tcW w:type="dxa" w:w="2016"/>
+          </w:tcPr>
+          <w:p>
+            <w:r>
+              <w:rPr>
+                <w:rFonts w:ascii="Arial" w:hAnsi="Arial"/>
+                <w:sz w:val="17"/>
+              </w:rPr>
+              <w:t>Slides 64–65</w:t>
+            </w:r>
+          </w:p>
+        </w:tc>
+      </w:tr>
+      <w:tr>
+        <w:tc>
+          <w:tcPr>
+            <w:tcW w:type="dxa" w:w="2016"/>
+          </w:tcPr>
+          <w:p>
+            <w:r>
+              <w:rPr>
+                <w:rFonts w:ascii="Arial" w:hAnsi="Arial"/>
+                <w:sz w:val="17"/>
+              </w:rPr>
+              <w:t>9:40–10:20</w:t>
+            </w:r>
+          </w:p>
+        </w:tc>
+        <w:tc>
+          <w:tcPr>
+            <w:tcW w:type="dxa" w:w="2016"/>
+          </w:tcPr>
+          <w:p>
+            <w:r>
+              <w:rPr>
+                <w:rFonts w:ascii="Arial" w:hAnsi="Arial"/>
+                <w:sz w:val="17"/>
+              </w:rPr>
+              <w:t>40 min</w:t>
+            </w:r>
+          </w:p>
+        </w:tc>
+        <w:tc>
+          <w:tcPr>
+            <w:tcW w:type="dxa" w:w="2016"/>
+          </w:tcPr>
+          <w:p>
+            <w:r>
+              <w:rPr>
+                <w:rFonts w:ascii="Arial" w:hAnsi="Arial"/>
+                <w:sz w:val="17"/>
+              </w:rPr>
+              <w:t>Lab 10 · Azure SQL</w:t>
+            </w:r>
+          </w:p>
+        </w:tc>
+        <w:tc>
+          <w:tcPr>
+            <w:tcW w:type="dxa" w:w="2016"/>
+          </w:tcPr>
+          <w:p>
+            <w:r>
+              <w:rPr>
+                <w:rFonts w:ascii="Arial" w:hAnsi="Arial"/>
+                <w:sz w:val="17"/>
+              </w:rPr>
+              <w:t>PaaS contract + lab</w:t>
+            </w:r>
+          </w:p>
+        </w:tc>
+        <w:tc>
+          <w:tcPr>
+            <w:tcW w:type="dxa" w:w="2016"/>
+          </w:tcPr>
+          <w:p>
+            <w:r>
+              <w:rPr>
+                <w:rFonts w:ascii="Arial" w:hAnsi="Arial"/>
+                <w:sz w:val="17"/>
+              </w:rPr>
+              <w:t>Slides 66–67</w:t>
+            </w:r>
+          </w:p>
+        </w:tc>
+      </w:tr>
+      <w:tr>
+        <w:tc>
+          <w:tcPr>
+            <w:tcW w:type="dxa" w:w="2016"/>
+          </w:tcPr>
+          <w:p>
+            <w:r>
+              <w:rPr>
+                <w:rFonts w:ascii="Arial" w:hAnsi="Arial"/>
+                <w:sz w:val="17"/>
+              </w:rPr>
+              <w:t>10:20–10:30</w:t>
+            </w:r>
+          </w:p>
+        </w:tc>
+        <w:tc>
+          <w:tcPr>
+            <w:tcW w:type="dxa" w:w="2016"/>
+          </w:tcPr>
+          <w:p>
+            <w:r>
+              <w:rPr>
+                <w:rFonts w:ascii="Arial" w:hAnsi="Arial"/>
+                <w:sz w:val="17"/>
+              </w:rPr>
+              <w:t>10 min</w:t>
+            </w:r>
+          </w:p>
+        </w:tc>
+        <w:tc>
+          <w:tcPr>
+            <w:tcW w:type="dxa" w:w="2016"/>
+          </w:tcPr>
+          <w:p>
+            <w:r>
+              <w:rPr>
+                <w:rFonts w:ascii="Arial" w:hAnsi="Arial"/>
+                <w:sz w:val="17"/>
+              </w:rPr>
+              <w:t>Break</w:t>
+            </w:r>
+          </w:p>
+        </w:tc>
+        <w:tc>
+          <w:tcPr>
+            <w:tcW w:type="dxa" w:w="2016"/>
+          </w:tcPr>
+          <w:p>
+            <w:r>
+              <w:rPr>
+                <w:rFonts w:ascii="Arial" w:hAnsi="Arial"/>
+                <w:sz w:val="17"/>
+              </w:rPr>
+              <w:t>—</w:t>
+            </w:r>
+          </w:p>
+        </w:tc>
+        <w:tc>
+          <w:tcPr>
+            <w:tcW w:type="dxa" w:w="2016"/>
+          </w:tcPr>
+          <w:p>
+            <w:r>
+              <w:rPr>
+                <w:rFonts w:ascii="Arial" w:hAnsi="Arial"/>
+                <w:sz w:val="17"/>
+              </w:rPr>
+              <w:t>—</w:t>
+            </w:r>
+          </w:p>
+        </w:tc>
+      </w:tr>
+      <w:tr>
+        <w:tc>
+          <w:tcPr>
+            <w:tcW w:type="dxa" w:w="2016"/>
+          </w:tcPr>
+          <w:p>
+            <w:r>
+              <w:rPr>
+                <w:rFonts w:ascii="Arial" w:hAnsi="Arial"/>
+                <w:sz w:val="17"/>
+              </w:rPr>
+              <w:t>10:30–11:10</w:t>
+            </w:r>
+          </w:p>
+        </w:tc>
+        <w:tc>
+          <w:tcPr>
+            <w:tcW w:type="dxa" w:w="2016"/>
+          </w:tcPr>
+          <w:p>
+            <w:r>
+              <w:rPr>
+                <w:rFonts w:ascii="Arial" w:hAnsi="Arial"/>
+                <w:sz w:val="17"/>
+              </w:rPr>
+              <w:t>40 min</w:t>
+            </w:r>
+          </w:p>
+        </w:tc>
+        <w:tc>
+          <w:tcPr>
+            <w:tcW w:type="dxa" w:w="2016"/>
+          </w:tcPr>
+          <w:p>
+            <w:r>
+              <w:rPr>
+                <w:rFonts w:ascii="Arial" w:hAnsi="Arial"/>
+                <w:sz w:val="17"/>
+              </w:rPr>
+              <w:t>Lab 11 · Microsoft Entra ID</w:t>
+            </w:r>
+          </w:p>
+        </w:tc>
+        <w:tc>
+          <w:tcPr>
+            <w:tcW w:type="dxa" w:w="2016"/>
+          </w:tcPr>
+          <w:p>
+            <w:r>
+              <w:rPr>
+                <w:rFonts w:ascii="Arial" w:hAnsi="Arial"/>
+                <w:sz w:val="17"/>
+              </w:rPr>
+              <w:t>Identity trace + lab</w:t>
+            </w:r>
+          </w:p>
+        </w:tc>
+        <w:tc>
+          <w:tcPr>
+            <w:tcW w:type="dxa" w:w="2016"/>
+          </w:tcPr>
+          <w:p>
+            <w:r>
+              <w:rPr>
+                <w:rFonts w:ascii="Arial" w:hAnsi="Arial"/>
+                <w:sz w:val="17"/>
+              </w:rPr>
+              <w:t>Slides 68–69</w:t>
+            </w:r>
+          </w:p>
+        </w:tc>
+      </w:tr>
+      <w:tr>
+        <w:tc>
+          <w:tcPr>
+            <w:tcW w:type="dxa" w:w="2016"/>
+          </w:tcPr>
+          <w:p>
+            <w:r>
+              <w:rPr>
+                <w:rFonts w:ascii="Arial" w:hAnsi="Arial"/>
+                <w:sz w:val="17"/>
+              </w:rPr>
+              <w:t>11:10–11:50</w:t>
+            </w:r>
+          </w:p>
+        </w:tc>
+        <w:tc>
+          <w:tcPr>
+            <w:tcW w:type="dxa" w:w="2016"/>
+          </w:tcPr>
+          <w:p>
+            <w:r>
+              <w:rPr>
+                <w:rFonts w:ascii="Arial" w:hAnsi="Arial"/>
+                <w:sz w:val="17"/>
+              </w:rPr>
+              <w:t>40 min</w:t>
+            </w:r>
+          </w:p>
+        </w:tc>
+        <w:tc>
+          <w:tcPr>
+            <w:tcW w:type="dxa" w:w="2016"/>
+          </w:tcPr>
+          <w:p>
+            <w:r>
+              <w:rPr>
+                <w:rFonts w:ascii="Arial" w:hAnsi="Arial"/>
+                <w:sz w:val="17"/>
+              </w:rPr>
+              <w:t>Lab 12 · Azure RBAC</w:t>
+            </w:r>
+          </w:p>
+        </w:tc>
+        <w:tc>
+          <w:tcPr>
+            <w:tcW w:type="dxa" w:w="2016"/>
+          </w:tcPr>
+          <w:p>
+            <w:r>
+              <w:rPr>
+                <w:rFonts w:ascii="Arial" w:hAnsi="Arial"/>
+                <w:sz w:val="17"/>
+              </w:rPr>
+              <w:t>Access tuple + lab</w:t>
+            </w:r>
+          </w:p>
+        </w:tc>
+        <w:tc>
+          <w:tcPr>
+            <w:tcW w:type="dxa" w:w="2016"/>
+          </w:tcPr>
+          <w:p>
+            <w:r>
+              <w:rPr>
+                <w:rFonts w:ascii="Arial" w:hAnsi="Arial"/>
+                <w:sz w:val="17"/>
+              </w:rPr>
+              <w:t>Slides 88–89</w:t>
+            </w:r>
+          </w:p>
+        </w:tc>
+      </w:tr>
+      <w:tr>
+        <w:tc>
+          <w:tcPr>
+            <w:tcW w:type="dxa" w:w="2016"/>
+          </w:tcPr>
+          <w:p>
+            <w:r>
+              <w:rPr>
+                <w:rFonts w:ascii="Arial" w:hAnsi="Arial"/>
+                <w:sz w:val="17"/>
+              </w:rPr>
+              <w:t>11:50–12:30</w:t>
+            </w:r>
+          </w:p>
+        </w:tc>
+        <w:tc>
+          <w:tcPr>
+            <w:tcW w:type="dxa" w:w="2016"/>
+          </w:tcPr>
+          <w:p>
+            <w:r>
+              <w:rPr>
+                <w:rFonts w:ascii="Arial" w:hAnsi="Arial"/>
+                <w:sz w:val="17"/>
+              </w:rPr>
+              <w:t>40 min</w:t>
+            </w:r>
+          </w:p>
+        </w:tc>
+        <w:tc>
+          <w:tcPr>
+            <w:tcW w:type="dxa" w:w="2016"/>
+          </w:tcPr>
+          <w:p>
+            <w:r>
+              <w:rPr>
+                <w:rFonts w:ascii="Arial" w:hAnsi="Arial"/>
+                <w:sz w:val="17"/>
+              </w:rPr>
+              <w:t>Identity, authentication and security controls</w:t>
+            </w:r>
+          </w:p>
+        </w:tc>
+        <w:tc>
+          <w:tcPr>
+            <w:tcW w:type="dxa" w:w="2016"/>
+          </w:tcPr>
+          <w:p>
+            <w:r>
+              <w:rPr>
+                <w:rFonts w:ascii="Arial" w:hAnsi="Arial"/>
+                <w:sz w:val="17"/>
+              </w:rPr>
+              <w:t>Comparison + control model</w:t>
+            </w:r>
+          </w:p>
+        </w:tc>
+        <w:tc>
+          <w:tcPr>
+            <w:tcW w:type="dxa" w:w="2016"/>
+          </w:tcPr>
+          <w:p>
+            <w:r>
+              <w:rPr>
+                <w:rFonts w:ascii="Arial" w:hAnsi="Arial"/>
+                <w:sz w:val="17"/>
+              </w:rPr>
+              <w:t>Slides 60–89</w:t>
+            </w:r>
+          </w:p>
+        </w:tc>
+      </w:tr>
+      <w:tr>
+        <w:tc>
+          <w:tcPr>
+            <w:tcW w:type="dxa" w:w="2016"/>
+          </w:tcPr>
+          <w:p>
+            <w:r>
+              <w:rPr>
+                <w:rFonts w:ascii="Arial" w:hAnsi="Arial"/>
+                <w:sz w:val="17"/>
+              </w:rPr>
+              <w:t>12:30–1:15</w:t>
+            </w:r>
+          </w:p>
+        </w:tc>
+        <w:tc>
+          <w:tcPr>
+            <w:tcW w:type="dxa" w:w="2016"/>
+          </w:tcPr>
+          <w:p>
+            <w:r>
+              <w:rPr>
+                <w:rFonts w:ascii="Arial" w:hAnsi="Arial"/>
+                <w:sz w:val="17"/>
+              </w:rPr>
+              <w:t>45 min</w:t>
+            </w:r>
+          </w:p>
+        </w:tc>
+        <w:tc>
+          <w:tcPr>
+            <w:tcW w:type="dxa" w:w="2016"/>
+          </w:tcPr>
+          <w:p>
+            <w:r>
+              <w:rPr>
+                <w:rFonts w:ascii="Arial" w:hAnsi="Arial"/>
+                <w:sz w:val="17"/>
+              </w:rPr>
+              <w:t>Lunch</w:t>
+            </w:r>
+          </w:p>
+        </w:tc>
+        <w:tc>
+          <w:tcPr>
+            <w:tcW w:type="dxa" w:w="2016"/>
+          </w:tcPr>
+          <w:p>
+            <w:r>
+              <w:rPr>
+                <w:rFonts w:ascii="Arial" w:hAnsi="Arial"/>
+                <w:sz w:val="17"/>
+              </w:rPr>
+              <w:t>—</w:t>
+            </w:r>
+          </w:p>
+        </w:tc>
+        <w:tc>
+          <w:tcPr>
+            <w:tcW w:type="dxa" w:w="2016"/>
+          </w:tcPr>
+          <w:p>
+            <w:r>
+              <w:rPr>
+                <w:rFonts w:ascii="Arial" w:hAnsi="Arial"/>
+                <w:sz w:val="17"/>
+              </w:rPr>
+              <w:t>—</w:t>
+            </w:r>
+          </w:p>
+        </w:tc>
+      </w:tr>
+      <w:tr>
+        <w:tc>
+          <w:tcPr>
+            <w:tcW w:type="dxa" w:w="2016"/>
+          </w:tcPr>
+          <w:p>
+            <w:r>
+              <w:rPr>
+                <w:rFonts w:ascii="Arial" w:hAnsi="Arial"/>
+                <w:sz w:val="17"/>
+              </w:rPr>
+              <w:t>1:15–1:50</w:t>
+            </w:r>
+          </w:p>
+        </w:tc>
+        <w:tc>
+          <w:tcPr>
+            <w:tcW w:type="dxa" w:w="2016"/>
+          </w:tcPr>
+          <w:p>
+            <w:r>
+              <w:rPr>
+                <w:rFonts w:ascii="Arial" w:hAnsi="Arial"/>
+                <w:sz w:val="17"/>
+              </w:rPr>
+              <w:t>35 min</w:t>
+            </w:r>
+          </w:p>
+        </w:tc>
+        <w:tc>
+          <w:tcPr>
+            <w:tcW w:type="dxa" w:w="2016"/>
+          </w:tcPr>
+          <w:p>
+            <w:r>
+              <w:rPr>
+                <w:rFonts w:ascii="Arial" w:hAnsi="Arial"/>
+                <w:sz w:val="17"/>
+              </w:rPr>
+              <w:t>Lab 13 · Tags and locks</w:t>
+            </w:r>
+          </w:p>
+        </w:tc>
+        <w:tc>
+          <w:tcPr>
+            <w:tcW w:type="dxa" w:w="2016"/>
+          </w:tcPr>
+          <w:p>
+            <w:r>
+              <w:rPr>
+                <w:rFonts w:ascii="Arial" w:hAnsi="Arial"/>
+                <w:sz w:val="17"/>
+              </w:rPr>
+              <w:t>Governance + lab</w:t>
+            </w:r>
+          </w:p>
+        </w:tc>
+        <w:tc>
+          <w:tcPr>
+            <w:tcW w:type="dxa" w:w="2016"/>
+          </w:tcPr>
+          <w:p>
+            <w:r>
+              <w:rPr>
+                <w:rFonts w:ascii="Arial" w:hAnsi="Arial"/>
+                <w:sz w:val="17"/>
+              </w:rPr>
+              <w:t>Slides 90–91</w:t>
+            </w:r>
+          </w:p>
+        </w:tc>
+      </w:tr>
+      <w:tr>
+        <w:tc>
+          <w:tcPr>
+            <w:tcW w:type="dxa" w:w="2016"/>
+          </w:tcPr>
+          <w:p>
+            <w:r>
+              <w:rPr>
+                <w:rFonts w:ascii="Arial" w:hAnsi="Arial"/>
+                <w:sz w:val="17"/>
+              </w:rPr>
+              <w:t>1:50–2:25</w:t>
+            </w:r>
+          </w:p>
+        </w:tc>
+        <w:tc>
+          <w:tcPr>
+            <w:tcW w:type="dxa" w:w="2016"/>
+          </w:tcPr>
+          <w:p>
+            <w:r>
+              <w:rPr>
+                <w:rFonts w:ascii="Arial" w:hAnsi="Arial"/>
+                <w:sz w:val="17"/>
+              </w:rPr>
+              <w:t>35 min</w:t>
+            </w:r>
+          </w:p>
+        </w:tc>
+        <w:tc>
+          <w:tcPr>
+            <w:tcW w:type="dxa" w:w="2016"/>
+          </w:tcPr>
+          <w:p>
+            <w:r>
+              <w:rPr>
+                <w:rFonts w:ascii="Arial" w:hAnsi="Arial"/>
+                <w:sz w:val="17"/>
+              </w:rPr>
+              <w:t>Lab 14 · Azure Policy</w:t>
+            </w:r>
+          </w:p>
+        </w:tc>
+        <w:tc>
+          <w:tcPr>
+            <w:tcW w:type="dxa" w:w="2016"/>
+          </w:tcPr>
+          <w:p>
+            <w:r>
+              <w:rPr>
+                <w:rFonts w:ascii="Arial" w:hAnsi="Arial"/>
+                <w:sz w:val="17"/>
+              </w:rPr>
+              <w:t>Policy trace + lab</w:t>
+            </w:r>
+          </w:p>
+        </w:tc>
+        <w:tc>
+          <w:tcPr>
+            <w:tcW w:type="dxa" w:w="2016"/>
+          </w:tcPr>
+          <w:p>
+            <w:r>
+              <w:rPr>
+                <w:rFonts w:ascii="Arial" w:hAnsi="Arial"/>
+                <w:sz w:val="17"/>
+              </w:rPr>
+              <w:t>Slides 92–93</w:t>
+            </w:r>
+          </w:p>
+        </w:tc>
+      </w:tr>
+      <w:tr>
+        <w:tc>
+          <w:tcPr>
+            <w:tcW w:type="dxa" w:w="2016"/>
+          </w:tcPr>
+          <w:p>
+            <w:r>
+              <w:rPr>
+                <w:rFonts w:ascii="Arial" w:hAnsi="Arial"/>
+                <w:sz w:val="17"/>
+              </w:rPr>
+              <w:t>2:25–2:35</w:t>
+            </w:r>
+          </w:p>
+        </w:tc>
+        <w:tc>
+          <w:tcPr>
+            <w:tcW w:type="dxa" w:w="2016"/>
+          </w:tcPr>
+          <w:p>
+            <w:r>
+              <w:rPr>
+                <w:rFonts w:ascii="Arial" w:hAnsi="Arial"/>
+                <w:sz w:val="17"/>
+              </w:rPr>
+              <w:t>10 min</w:t>
+            </w:r>
+          </w:p>
+        </w:tc>
+        <w:tc>
+          <w:tcPr>
+            <w:tcW w:type="dxa" w:w="2016"/>
+          </w:tcPr>
+          <w:p>
+            <w:r>
+              <w:rPr>
+                <w:rFonts w:ascii="Arial" w:hAnsi="Arial"/>
+                <w:sz w:val="17"/>
+              </w:rPr>
+              <w:t>Break</w:t>
+            </w:r>
+          </w:p>
+        </w:tc>
+        <w:tc>
+          <w:tcPr>
+            <w:tcW w:type="dxa" w:w="2016"/>
+          </w:tcPr>
+          <w:p>
+            <w:r>
+              <w:rPr>
+                <w:rFonts w:ascii="Arial" w:hAnsi="Arial"/>
+                <w:sz w:val="17"/>
+              </w:rPr>
+              <w:t>—</w:t>
+            </w:r>
+          </w:p>
+        </w:tc>
+        <w:tc>
+          <w:tcPr>
+            <w:tcW w:type="dxa" w:w="2016"/>
+          </w:tcPr>
+          <w:p>
+            <w:r>
+              <w:rPr>
+                <w:rFonts w:ascii="Arial" w:hAnsi="Arial"/>
+                <w:sz w:val="17"/>
+              </w:rPr>
+              <w:t>—</w:t>
+            </w:r>
+          </w:p>
+        </w:tc>
+      </w:tr>
+      <w:tr>
+        <w:tc>
+          <w:tcPr>
+            <w:tcW w:type="dxa" w:w="2016"/>
+          </w:tcPr>
+          <w:p>
+            <w:r>
+              <w:rPr>
+                <w:rFonts w:ascii="Arial" w:hAnsi="Arial"/>
+                <w:sz w:val="17"/>
+              </w:rPr>
+              <w:t>2:35–3:10</w:t>
+            </w:r>
+          </w:p>
+        </w:tc>
+        <w:tc>
+          <w:tcPr>
+            <w:tcW w:type="dxa" w:w="2016"/>
+          </w:tcPr>
+          <w:p>
+            <w:r>
+              <w:rPr>
+                <w:rFonts w:ascii="Arial" w:hAnsi="Arial"/>
+                <w:sz w:val="17"/>
+              </w:rPr>
+              <w:t>35 min</w:t>
+            </w:r>
+          </w:p>
+        </w:tc>
+        <w:tc>
+          <w:tcPr>
+            <w:tcW w:type="dxa" w:w="2016"/>
+          </w:tcPr>
+          <w:p>
+            <w:r>
+              <w:rPr>
+                <w:rFonts w:ascii="Arial" w:hAnsi="Arial"/>
+                <w:sz w:val="17"/>
+              </w:rPr>
+              <w:t>Lab 15 · Cost management</w:t>
+            </w:r>
+          </w:p>
+        </w:tc>
+        <w:tc>
+          <w:tcPr>
+            <w:tcW w:type="dxa" w:w="2016"/>
+          </w:tcPr>
+          <w:p>
+            <w:r>
+              <w:rPr>
+                <w:rFonts w:ascii="Arial" w:hAnsi="Arial"/>
+                <w:sz w:val="17"/>
+              </w:rPr>
+              <w:t>Cost model + lab</w:t>
+            </w:r>
+          </w:p>
+        </w:tc>
+        <w:tc>
+          <w:tcPr>
+            <w:tcW w:type="dxa" w:w="2016"/>
+          </w:tcPr>
+          <w:p>
+            <w:r>
+              <w:rPr>
+                <w:rFonts w:ascii="Arial" w:hAnsi="Arial"/>
+                <w:sz w:val="17"/>
+              </w:rPr>
+              <w:t>Slides 94–95</w:t>
+            </w:r>
+          </w:p>
+        </w:tc>
+      </w:tr>
+      <w:tr>
+        <w:tc>
+          <w:tcPr>
+            <w:tcW w:type="dxa" w:w="2016"/>
+          </w:tcPr>
+          <w:p>
+            <w:r>
+              <w:rPr>
+                <w:rFonts w:ascii="Arial" w:hAnsi="Arial"/>
+                <w:sz w:val="17"/>
+              </w:rPr>
+              <w:t>3:10–3:45</w:t>
+            </w:r>
+          </w:p>
+        </w:tc>
+        <w:tc>
+          <w:tcPr>
+            <w:tcW w:type="dxa" w:w="2016"/>
+          </w:tcPr>
+          <w:p>
+            <w:r>
+              <w:rPr>
+                <w:rFonts w:ascii="Arial" w:hAnsi="Arial"/>
+                <w:sz w:val="17"/>
+              </w:rPr>
+              <w:t>35 min</w:t>
+            </w:r>
+          </w:p>
+        </w:tc>
+        <w:tc>
+          <w:tcPr>
+            <w:tcW w:type="dxa" w:w="2016"/>
+          </w:tcPr>
+          <w:p>
+            <w:r>
+              <w:rPr>
+                <w:rFonts w:ascii="Arial" w:hAnsi="Arial"/>
+                <w:sz w:val="17"/>
+              </w:rPr>
+              <w:t>Lab 16 · Monitoring and cleanup</w:t>
+            </w:r>
+          </w:p>
+        </w:tc>
+        <w:tc>
+          <w:tcPr>
+            <w:tcW w:type="dxa" w:w="2016"/>
+          </w:tcPr>
+          <w:p>
+            <w:r>
+              <w:rPr>
+                <w:rFonts w:ascii="Arial" w:hAnsi="Arial"/>
+                <w:sz w:val="17"/>
+              </w:rPr>
+              <w:t>Telemetry trace + lab</w:t>
+            </w:r>
+          </w:p>
+        </w:tc>
+        <w:tc>
+          <w:tcPr>
+            <w:tcW w:type="dxa" w:w="2016"/>
+          </w:tcPr>
+          <w:p>
+            <w:r>
+              <w:rPr>
+                <w:rFonts w:ascii="Arial" w:hAnsi="Arial"/>
+                <w:sz w:val="17"/>
+              </w:rPr>
+              <w:t>Slides 96–97</w:t>
+            </w:r>
+          </w:p>
+        </w:tc>
+      </w:tr>
+      <w:tr>
+        <w:tc>
+          <w:tcPr>
+            <w:tcW w:type="dxa" w:w="2016"/>
+          </w:tcPr>
+          <w:p>
+            <w:r>
+              <w:rPr>
+                <w:rFonts w:ascii="Arial" w:hAnsi="Arial"/>
+                <w:sz w:val="17"/>
+              </w:rPr>
+              <w:t>3:45–4:00</w:t>
+            </w:r>
+          </w:p>
+        </w:tc>
+        <w:tc>
+          <w:tcPr>
+            <w:tcW w:type="dxa" w:w="2016"/>
+          </w:tcPr>
+          <w:p>
+            <w:r>
+              <w:rPr>
+                <w:rFonts w:ascii="Arial" w:hAnsi="Arial"/>
+                <w:sz w:val="17"/>
+              </w:rPr>
+              <w:t>15 min</w:t>
+            </w:r>
+          </w:p>
+        </w:tc>
+        <w:tc>
+          <w:tcPr>
+            <w:tcW w:type="dxa" w:w="2016"/>
+          </w:tcPr>
+          <w:p>
+            <w:r>
+              <w:rPr>
+                <w:rFonts w:ascii="Arial" w:hAnsi="Arial"/>
+                <w:sz w:val="17"/>
+              </w:rPr>
+              <w:t>Course recap and assessment readiness</w:t>
+            </w:r>
+          </w:p>
+        </w:tc>
+        <w:tc>
+          <w:tcPr>
+            <w:tcW w:type="dxa" w:w="2016"/>
+          </w:tcPr>
+          <w:p>
+            <w:r>
+              <w:rPr>
+                <w:rFonts w:ascii="Arial" w:hAnsi="Arial"/>
+                <w:sz w:val="17"/>
+              </w:rPr>
+              <w:t>Review</w:t>
+            </w:r>
+          </w:p>
+        </w:tc>
+        <w:tc>
+          <w:tcPr>
+            <w:tcW w:type="dxa" w:w="2016"/>
+          </w:tcPr>
+          <w:p>
+            <w:r>
+              <w:rPr>
+                <w:rFonts w:ascii="Arial" w:hAnsi="Arial"/>
+                <w:sz w:val="17"/>
+              </w:rPr>
+              <w:t>Slides 97–100</w:t>
+            </w:r>
+          </w:p>
+        </w:tc>
+      </w:tr>
+      <w:tr>
+        <w:tc>
+          <w:tcPr>
+            <w:tcW w:type="dxa" w:w="2016"/>
+          </w:tcPr>
+          <w:p>
+            <w:r>
+              <w:rPr>
+                <w:rFonts w:ascii="Arial" w:hAnsi="Arial"/>
+                <w:sz w:val="17"/>
+              </w:rPr>
+              <w:t>4:00–5:00</w:t>
+            </w:r>
+          </w:p>
+        </w:tc>
+        <w:tc>
+          <w:tcPr>
+            <w:tcW w:type="dxa" w:w="2016"/>
+          </w:tcPr>
+          <w:p>
+            <w:r>
+              <w:rPr>
+                <w:rFonts w:ascii="Arial" w:hAnsi="Arial"/>
+                <w:sz w:val="17"/>
+              </w:rPr>
+              <w:t>60 min</w:t>
+            </w:r>
+          </w:p>
+        </w:tc>
+        <w:tc>
+          <w:tcPr>
+            <w:tcW w:type="dxa" w:w="2016"/>
+          </w:tcPr>
+          <w:p>
+            <w:r>
+              <w:rPr>
+                <w:rFonts w:ascii="Arial" w:hAnsi="Arial"/>
+                <w:sz w:val="17"/>
+              </w:rPr>
+              <w:t>Written Assessment (WA/SAQ)</w:t>
+            </w:r>
+          </w:p>
+        </w:tc>
+        <w:tc>
+          <w:tcPr>
+            <w:tcW w:type="dxa" w:w="2016"/>
+          </w:tcPr>
+          <w:p>
+            <w:r>
+              <w:rPr>
+                <w:rFonts w:ascii="Arial" w:hAnsi="Arial"/>
+                <w:sz w:val="17"/>
+              </w:rPr>
+              <w:t>Open-book individual assessment</w:t>
+            </w:r>
+          </w:p>
+        </w:tc>
+        <w:tc>
+          <w:tcPr>
+            <w:tcW w:type="dxa" w:w="2016"/>
+          </w:tcPr>
+          <w:p>
+            <w:r>
+              <w:rPr>
+                <w:rFonts w:ascii="Arial" w:hAnsi="Arial"/>
+                <w:sz w:val="17"/>
+              </w:rPr>
+              <w:t>—</w:t>
+            </w:r>
+          </w:p>
+        </w:tc>
+      </w:tr>
+      <w:tr>
+        <w:tc>
+          <w:tcPr>
+            <w:tcW w:type="dxa" w:w="2016"/>
+          </w:tcPr>
+          <w:p>
+            <w:r>
+              <w:rPr>
+                <w:rFonts w:ascii="Arial" w:hAnsi="Arial"/>
+                <w:sz w:val="17"/>
+              </w:rPr>
+              <w:t>5:00–6:00</w:t>
+            </w:r>
+          </w:p>
+        </w:tc>
+        <w:tc>
+          <w:tcPr>
+            <w:tcW w:type="dxa" w:w="2016"/>
+          </w:tcPr>
+          <w:p>
+            <w:r>
+              <w:rPr>
+                <w:rFonts w:ascii="Arial" w:hAnsi="Arial"/>
+                <w:sz w:val="17"/>
+              </w:rPr>
+              <w:t>60 min</w:t>
+            </w:r>
+          </w:p>
+        </w:tc>
+        <w:tc>
+          <w:tcPr>
+            <w:tcW w:type="dxa" w:w="2016"/>
+          </w:tcPr>
+          <w:p>
+            <w:r>
+              <w:rPr>
+                <w:rFonts w:ascii="Arial" w:hAnsi="Arial"/>
+                <w:sz w:val="17"/>
+              </w:rPr>
+              <w:t>Practical Performance (PP)</w:t>
+            </w:r>
+          </w:p>
+        </w:tc>
+        <w:tc>
+          <w:tcPr>
+            <w:tcW w:type="dxa" w:w="2016"/>
+          </w:tcPr>
+          <w:p>
+            <w:r>
+              <w:rPr>
+                <w:rFonts w:ascii="Arial" w:hAnsi="Arial"/>
+                <w:sz w:val="17"/>
+              </w:rPr>
+              <w:t>Open-book individual assessment</w:t>
+            </w:r>
+          </w:p>
+        </w:tc>
+        <w:tc>
+          <w:tcPr>
+            <w:tcW w:type="dxa" w:w="2016"/>
+          </w:tcPr>
+          <w:p>
+            <w:r>
+              <w:rPr>
+                <w:rFonts w:ascii="Arial" w:hAnsi="Arial"/>
+                <w:sz w:val="17"/>
+              </w:rPr>
+              <w:t>—</w:t>
+            </w:r>
+          </w:p>
+        </w:tc>
+      </w:tr>
+    </w:tbl>
+    <w:p>
+      <w:pPr>
+        <w:pStyle w:val="Heading1"/>
+      </w:pPr>
+      <w:r>
+        <w:t>Topic-by-Topic Breakdown</w:t>
+      </w:r>
+    </w:p>
+    <w:p>
+      <w:pPr>
+        <w:pStyle w:val="Heading2"/>
+      </w:pPr>
+      <w:r>
+        <w:t>Domain 1 · Describe Cloud Concepts · Slides 13–30</w:t>
+      </w:r>
+    </w:p>
+    <w:p>
+      <w:r>
+        <w:t>Exam weighting: 25–30%. Cloud models · economics · benefits · service types.</w:t>
+      </w:r>
+    </w:p>
+    <w:p>
+      <w:pPr>
+        <w:pStyle w:val="Heading3"/>
+      </w:pPr>
+      <w:r>
+        <w:t>Lab 1 · Tour the Azure Portal and Create Your First Resource Group · Slides 24–25</w:t>
+      </w:r>
+    </w:p>
+    <w:p>
+      <w:r>
+        <w:t>Resource group exists in Southeast Asia with course=az900 and no unexpected resources.</w:t>
+      </w:r>
+    </w:p>
+    <w:p>
+      <w:pPr>
+        <w:pStyle w:val="Heading3"/>
+      </w:pPr>
+      <w:r>
+        <w:t>Lab 2 · Get Started with Azure Cloud Shell · Slides 26–27</w:t>
+      </w:r>
+    </w:p>
+    <w:p>
+      <w:r>
+        <w:t>CLI and PowerShell return the same subscription and rg-az900-labs state.</w:t>
+      </w:r>
+    </w:p>
+    <w:p>
+      <w:pPr>
+        <w:pStyle w:val="Heading3"/>
+      </w:pPr>
+      <w:r>
+        <w:t>Lab 3 · Explore Regions, Region Pairs and Availability Zones · Slides 28–29</w:t>
+      </w:r>
+    </w:p>
+    <w:p>
+      <w:r>
+        <w:t>Learner can name region, zone and region-pair boundaries and justify the lab region.</w:t>
+      </w:r>
+    </w:p>
+    <w:p>
+      <w:pPr>
+        <w:pStyle w:val="Heading2"/>
+      </w:pPr>
+      <w:r>
+        <w:t>Domain 2 · Describe Azure Architecture and Services · Slides 31–70</w:t>
+      </w:r>
+    </w:p>
+    <w:p>
+      <w:r>
+        <w:t>Exam weighting: 35–40%. Global infrastructure · compute · networking · storage · identity.</w:t>
+      </w:r>
+    </w:p>
+    <w:p>
+      <w:pPr>
+        <w:pStyle w:val="Heading3"/>
+      </w:pPr>
+      <w:r>
+        <w:t>Lab 4 · Create a Windows Virtual Machine in the Portal · Slides 54–55</w:t>
+      </w:r>
+    </w:p>
+    <w:p>
+      <w:r>
+        <w:t>VM overview is healthy and the IIS page is reachable only through the intended rule.</w:t>
+      </w:r>
+    </w:p>
+    <w:p>
+      <w:pPr>
+        <w:pStyle w:val="Heading3"/>
+      </w:pPr>
+      <w:r>
+        <w:t>Lab 5 · Create a Linux VM with Azure CLI · Slides 56–57</w:t>
+      </w:r>
+    </w:p>
+    <w:p>
+      <w:r>
+        <w:t>az vm get-instance-view reports running before the web test; cleanup leaves no attached VM resources.</w:t>
+      </w:r>
+    </w:p>
+    <w:p>
+      <w:pPr>
+        <w:pStyle w:val="Heading3"/>
+      </w:pPr>
+      <w:r>
+        <w:t>Lab 6 · Create a Web App with Azure App Service · Slides 58–59</w:t>
+      </w:r>
+    </w:p>
+    <w:p>
+      <w:r>
+        <w:t>HTTPS endpoint serves the deployed page and the deployment log shows success.</w:t>
+      </w:r>
+    </w:p>
+    <w:p>
+      <w:pPr>
+        <w:pStyle w:val="Heading3"/>
+      </w:pPr>
+      <w:r>
+        <w:t>Lab 7 · Deploy a Container with Azure Container Instances · Slides 60–61</w:t>
+      </w:r>
+    </w:p>
+    <w:p>
+      <w:r>
+        <w:t>Container state is Running, logs are readable and the FQDN returns expected content.</w:t>
+      </w:r>
+    </w:p>
+    <w:p>
+      <w:pPr>
+        <w:pStyle w:val="Heading3"/>
+      </w:pPr>
+      <w:r>
+        <w:t>Lab 8 · Create a Virtual Network and Test Private Connectivity · Slides 62–63</w:t>
+      </w:r>
+    </w:p>
+    <w:p>
+      <w:r>
+        <w:t>Web VM reaches data VM over private IP while the data VM has no public IP.</w:t>
+      </w:r>
+    </w:p>
+    <w:p>
+      <w:pPr>
+        <w:pStyle w:val="Heading3"/>
+      </w:pPr>
+      <w:r>
+        <w:t>Lab 9 · Create a Storage Account and Work with Blob Storage · Slides 64–65</w:t>
+      </w:r>
+    </w:p>
+    <w:p>
+      <w:r>
+        <w:t>Anonymous access fails, SAS access succeeds within its scope and the blob tier reads back correctly.</w:t>
+      </w:r>
+    </w:p>
+    <w:p>
+      <w:pPr>
+        <w:pStyle w:val="Heading3"/>
+      </w:pPr>
+      <w:r>
+        <w:t>Lab 10 · Create an Azure SQL Database · Slides 66–67</w:t>
+      </w:r>
+    </w:p>
+    <w:p>
+      <w:r>
+        <w:t>Query returns rows from the sample database and firewall scope matches the intended client.</w:t>
+      </w:r>
+    </w:p>
+    <w:p>
+      <w:pPr>
+        <w:pStyle w:val="Heading3"/>
+      </w:pPr>
+      <w:r>
+        <w:t>Lab 11 · Explore Microsoft Entra ID Users and Groups · Slides 68–69</w:t>
+      </w:r>
+    </w:p>
+    <w:p>
+      <w:r>
+        <w:t>Test user can authenticate but cannot manage subscription resources without RBAC assignment.</w:t>
+      </w:r>
+    </w:p>
+    <w:p>
+      <w:pPr>
+        <w:pStyle w:val="Heading2"/>
+      </w:pPr>
+      <w:r>
+        <w:t>Domain 3 · Describe Azure Management and Governance · Slides 71–98</w:t>
+      </w:r>
+    </w:p>
+    <w:p>
+      <w:r>
+        <w:t>Exam weighting: 30–35%. Cost · governance · deployment · monitoring.</w:t>
+      </w:r>
+    </w:p>
+    <w:p>
+      <w:pPr>
+        <w:pStyle w:val="Heading3"/>
+      </w:pPr>
+      <w:r>
+        <w:t>Lab 12 · Manage Access with Azure RBAC · Slides 88–89</w:t>
+      </w:r>
+    </w:p>
+    <w:p>
+      <w:r>
+        <w:t>Reader can view rg-az900-labs but cannot create or delete resources; assignment is removed after the test.</w:t>
+      </w:r>
+    </w:p>
+    <w:p>
+      <w:pPr>
+        <w:pStyle w:val="Heading3"/>
+      </w:pPr>
+      <w:r>
+        <w:t>Lab 13 · Apply Resource Tags and Resource Locks · Slides 90–91</w:t>
+      </w:r>
+    </w:p>
+    <w:p>
+      <w:r>
+        <w:t>Tags read back at intended scopes and the lock blocks deletion until explicitly removed.</w:t>
+      </w:r>
+    </w:p>
+    <w:p>
+      <w:pPr>
+        <w:pStyle w:val="Heading3"/>
+      </w:pPr>
+      <w:r>
+        <w:t>Lab 14 · Enforce Standards with Azure Policy · Slides 92–93</w:t>
+      </w:r>
+    </w:p>
+    <w:p>
+      <w:r>
+        <w:t>A disallowed-region deployment is denied and the assignment/compliance state is visible.</w:t>
+      </w:r>
+    </w:p>
+    <w:p>
+      <w:pPr>
+        <w:pStyle w:val="Heading3"/>
+      </w:pPr>
+      <w:r>
+        <w:t>Lab 15 · Estimate and Control Costs · Slides 94–95</w:t>
+      </w:r>
+    </w:p>
+    <w:p>
+      <w:r>
+        <w:t>Estimate assumptions are saved and a budget exists with an accountable notification route.</w:t>
+      </w:r>
+    </w:p>
+    <w:p>
+      <w:pPr>
+        <w:pStyle w:val="Heading3"/>
+      </w:pPr>
+      <w:r>
+        <w:t>Lab 16 · Monitor Your Environment and Complete Cleanup · Slides 96–97</w:t>
+      </w:r>
+    </w:p>
+    <w:p>
+      <w:r>
+        <w:t>Monitoring evidence is captured and final resource inventory contains no unintended billable lab resources.</w:t>
+      </w:r>
+    </w:p>
+    <w:p>
+      <w:pPr>
+        <w:pStyle w:val="Heading1"/>
+      </w:pPr>
+      <w:r>
+        <w:t>Resources Required</w:t>
       </w:r>
     </w:p>
     <w:p>
@@ -735,10 +3021,7 @@
         <w:pStyle w:val="ListBullet"/>
       </w:pPr>
       <w:r>
-        <w:rPr>
-          <w:sz w:val="21"/>
-        </w:rPr>
-        <w:t>Explain Microsoft Entra ID, users, groups and role-based access control.</w:t>
+        <w:t>Learner Azure subscription or authorised training tenant</w:t>
       </w:r>
     </w:p>
     <w:p>
@@ -746,1872 +3029,33 @@
         <w:pStyle w:val="ListBullet"/>
       </w:pPr>
       <w:r>
-        <w:rPr>
-          <w:sz w:val="21"/>
-        </w:rPr>
-        <w:t>Apply resource governance using tags, locks, Azure Policy, budgets, Advisor, Service Health and Azure Monitor.</w:t>
+        <w:t>Modern browser and reliable internet access</w:t>
       </w:r>
     </w:p>
     <w:p>
       <w:pPr>
-        <w:pStyle w:val="Heading1"/>
+        <w:pStyle w:val="ListBullet"/>
       </w:pPr>
       <w:r>
-        <w:t>Delivery Diagram - Course Flow</w:t>
+        <w:t>Azure Portal and Azure Cloud Shell</w:t>
       </w:r>
     </w:p>
     <w:p>
       <w:pPr>
-        <w:jc w:val="center"/>
+        <w:pStyle w:val="ListBullet"/>
       </w:pPr>
       <w:r>
-        <w:drawing>
-          <wp:inline xmlns:a="http://schemas.openxmlformats.org/drawingml/2006/main" xmlns:pic="http://schemas.openxmlformats.org/drawingml/2006/picture">
-            <wp:extent cx="5852160" cy="3291840"/>
-            <wp:docPr id="2" name="Picture 2"/>
-            <wp:cNvGraphicFramePr>
-              <a:graphicFrameLocks noChangeAspect="1"/>
-            </wp:cNvGraphicFramePr>
-            <a:graphic>
-              <a:graphicData uri="http://schemas.openxmlformats.org/drawingml/2006/picture">
-                <pic:pic>
-                  <pic:nvPicPr>
-                    <pic:cNvPr id="0" name="azure-lab-flow.png"/>
-                    <pic:cNvPicPr/>
-                  </pic:nvPicPr>
-                  <pic:blipFill>
-                    <a:blip r:embed="rId12"/>
-                    <a:stretch>
-                      <a:fillRect/>
-                    </a:stretch>
-                  </pic:blipFill>
-                  <pic:spPr>
-                    <a:xfrm>
-                      <a:off x="0" y="0"/>
-                      <a:ext cx="5852160" cy="3291840"/>
-                    </a:xfrm>
-                    <a:prstGeom prst="rect"/>
-                  </pic:spPr>
-                </pic:pic>
-              </a:graphicData>
-            </a:graphic>
-          </wp:inline>
-        </w:drawing>
+        <w:t>Learner Guide and labs/ folder</w:t>
       </w:r>
     </w:p>
     <w:p>
       <w:pPr>
-        <w:jc w:val="center"/>
+        <w:pStyle w:val="ListBullet"/>
       </w:pPr>
       <w:r>
-        <w:rPr>
-          <w:i/>
-          <w:color w:val="4B5563"/>
-          <w:sz w:val="18"/>
-        </w:rPr>
-        <w:t>Trainer view of the two-day flow and the order in which learners encounter the labs.</w:t>
+        <w:t>LMS access for courseware, attendance and assessment</w:t>
       </w:r>
     </w:p>
-    <w:p>
-      <w:pPr>
-        <w:pStyle w:val="Heading1"/>
-      </w:pPr>
-      <w:r>
-        <w:t>Delivery Diagram - Governance Emphasis</w:t>
-      </w:r>
-    </w:p>
-    <w:p>
-      <w:pPr>
-        <w:jc w:val="center"/>
-      </w:pPr>
-      <w:r>
-        <w:drawing>
-          <wp:inline xmlns:a="http://schemas.openxmlformats.org/drawingml/2006/main" xmlns:pic="http://schemas.openxmlformats.org/drawingml/2006/picture">
-            <wp:extent cx="5852160" cy="3291840"/>
-            <wp:docPr id="3" name="Picture 3"/>
-            <wp:cNvGraphicFramePr>
-              <a:graphicFrameLocks noChangeAspect="1"/>
-            </wp:cNvGraphicFramePr>
-            <a:graphic>
-              <a:graphicData uri="http://schemas.openxmlformats.org/drawingml/2006/picture">
-                <pic:pic>
-                  <pic:nvPicPr>
-                    <pic:cNvPr id="0" name="azure-governance-loop.png"/>
-                    <pic:cNvPicPr/>
-                  </pic:nvPicPr>
-                  <pic:blipFill>
-                    <a:blip r:embed="rId13"/>
-                    <a:stretch>
-                      <a:fillRect/>
-                    </a:stretch>
-                  </pic:blipFill>
-                  <pic:spPr>
-                    <a:xfrm>
-                      <a:off x="0" y="0"/>
-                      <a:ext cx="5852160" cy="3291840"/>
-                    </a:xfrm>
-                    <a:prstGeom prst="rect"/>
-                  </pic:spPr>
-                </pic:pic>
-              </a:graphicData>
-            </a:graphic>
-          </wp:inline>
-        </w:drawing>
-      </w:r>
-    </w:p>
-    <w:p>
-      <w:pPr>
-        <w:jc w:val="center"/>
-      </w:pPr>
-      <w:r>
-        <w:rPr>
-          <w:i/>
-          <w:color w:val="4B5563"/>
-          <w:sz w:val="18"/>
-        </w:rPr>
-        <w:t>Day 2 emphasises management and governance concepts tested in AZ-900.</w:t>
-      </w:r>
-    </w:p>
-    <w:p>
-      <w:pPr>
-        <w:pStyle w:val="Heading1"/>
-      </w:pPr>
-      <w:r>
-        <w:t>Delivery Diagram - Domain Weight Matrix</w:t>
-      </w:r>
-    </w:p>
-    <w:p>
-      <w:pPr>
-        <w:jc w:val="center"/>
-      </w:pPr>
-      <w:r>
-        <w:drawing>
-          <wp:inline xmlns:a="http://schemas.openxmlformats.org/drawingml/2006/main" xmlns:pic="http://schemas.openxmlformats.org/drawingml/2006/picture">
-            <wp:extent cx="5852160" cy="3291840"/>
-            <wp:docPr id="4" name="Picture 4"/>
-            <wp:cNvGraphicFramePr>
-              <a:graphicFrameLocks noChangeAspect="1"/>
-            </wp:cNvGraphicFramePr>
-            <a:graphic>
-              <a:graphicData uri="http://schemas.openxmlformats.org/drawingml/2006/picture">
-                <pic:pic>
-                  <pic:nvPicPr>
-                    <pic:cNvPr id="0" name="azure-az900-domain-matrix.png"/>
-                    <pic:cNvPicPr/>
-                  </pic:nvPicPr>
-                  <pic:blipFill>
-                    <a:blip r:embed="rId14"/>
-                    <a:stretch>
-                      <a:fillRect/>
-                    </a:stretch>
-                  </pic:blipFill>
-                  <pic:spPr>
-                    <a:xfrm>
-                      <a:off x="0" y="0"/>
-                      <a:ext cx="5852160" cy="3291840"/>
-                    </a:xfrm>
-                    <a:prstGeom prst="rect"/>
-                  </pic:spPr>
-                </pic:pic>
-              </a:graphicData>
-            </a:graphic>
-          </wp:inline>
-        </w:drawing>
-      </w:r>
-    </w:p>
-    <w:p>
-      <w:pPr>
-        <w:jc w:val="center"/>
-      </w:pPr>
-      <w:r>
-        <w:rPr>
-          <w:i/>
-          <w:color w:val="4B5563"/>
-          <w:sz w:val="18"/>
-        </w:rPr>
-        <w:t>The schedule gives the highest practice weight to the largest AZ-900 domains.</w:t>
-      </w:r>
-    </w:p>
-    <w:p>
-      <w:pPr>
-        <w:pStyle w:val="Heading1"/>
-      </w:pPr>
-      <w:r>
-        <w:t>Day 1</w:t>
-      </w:r>
-    </w:p>
-    <w:p>
-      <w:r>
-        <w:rPr>
-          <w:sz w:val="21"/>
-        </w:rPr>
-        <w:t>Topic 1: Cloud concepts, Azure portal, Cloud Shell and core architecture</w:t>
-      </w:r>
-    </w:p>
-    <w:p>
-      <w:r>
-        <w:rPr>
-          <w:sz w:val="21"/>
-        </w:rPr>
-        <w:t>Morning Session  -  9:00 AM - 1:00 PM</w:t>
-      </w:r>
-    </w:p>
-    <w:tbl>
-      <w:tblPr>
-        <w:tblStyle w:val="TableGrid"/>
-        <w:tblW w:type="auto" w:w="0"/>
-        <w:tblLook w:firstColumn="1" w:firstRow="1" w:lastColumn="0" w:lastRow="0" w:noHBand="0" w:noVBand="1" w:val="04A0"/>
-      </w:tblPr>
-      <w:tblGrid>
-        <w:gridCol w:w="2412"/>
-        <w:gridCol w:w="2412"/>
-        <w:gridCol w:w="2412"/>
-        <w:gridCol w:w="2412"/>
-      </w:tblGrid>
-      <w:tr>
-        <w:tc>
-          <w:tcPr>
-            <w:tcW w:type="dxa" w:w="2412"/>
-            <w:shd w:fill="1F6FEB"/>
-          </w:tcPr>
-          <w:p>
-            <w:r>
-              <w:rPr>
-                <w:b/>
-                <w:color w:val="FFFFFF"/>
-              </w:rPr>
-              <w:t>Time</w:t>
-            </w:r>
-          </w:p>
-        </w:tc>
-        <w:tc>
-          <w:tcPr>
-            <w:tcW w:type="dxa" w:w="2412"/>
-            <w:shd w:fill="1F6FEB"/>
-          </w:tcPr>
-          <w:p>
-            <w:r>
-              <w:rPr>
-                <w:b/>
-                <w:color w:val="FFFFFF"/>
-              </w:rPr>
-              <w:t>Activity / Topic</w:t>
-            </w:r>
-          </w:p>
-        </w:tc>
-        <w:tc>
-          <w:tcPr>
-            <w:tcW w:type="dxa" w:w="2412"/>
-            <w:shd w:fill="1F6FEB"/>
-          </w:tcPr>
-          <w:p>
-            <w:r>
-              <w:rPr>
-                <w:b/>
-                <w:color w:val="FFFFFF"/>
-              </w:rPr>
-              <w:t>Slides</w:t>
-            </w:r>
-          </w:p>
-        </w:tc>
-        <w:tc>
-          <w:tcPr>
-            <w:tcW w:type="dxa" w:w="2412"/>
-            <w:shd w:fill="1F6FEB"/>
-          </w:tcPr>
-          <w:p>
-            <w:r>
-              <w:rPr>
-                <w:b/>
-                <w:color w:val="FFFFFF"/>
-              </w:rPr>
-              <w:t>Duration</w:t>
-            </w:r>
-          </w:p>
-        </w:tc>
-      </w:tr>
-      <w:tr>
-        <w:tc>
-          <w:tcPr>
-            <w:tcW w:type="dxa" w:w="2412"/>
-            <w:vAlign w:val="center"/>
-          </w:tcPr>
-          <w:p>
-            <w:r>
-              <w:t>9:00-9:30</w:t>
-            </w:r>
-          </w:p>
-        </w:tc>
-        <w:tc>
-          <w:tcPr>
-            <w:tcW w:type="dxa" w:w="2412"/>
-            <w:vAlign w:val="center"/>
-          </w:tcPr>
-          <w:p>
-            <w:r>
-              <w:t>Welcome, trainer introduction, ground rules, attendance and course objectives</w:t>
-            </w:r>
-          </w:p>
-        </w:tc>
-        <w:tc>
-          <w:tcPr>
-            <w:tcW w:type="dxa" w:w="2412"/>
-            <w:vAlign w:val="center"/>
-          </w:tcPr>
-          <w:p>
-            <w:r>
-              <w:t>1-13</w:t>
-            </w:r>
-          </w:p>
-        </w:tc>
-        <w:tc>
-          <w:tcPr>
-            <w:tcW w:type="dxa" w:w="2412"/>
-            <w:vAlign w:val="center"/>
-          </w:tcPr>
-          <w:p>
-            <w:r>
-              <w:t>30 min</w:t>
-            </w:r>
-          </w:p>
-        </w:tc>
-      </w:tr>
-      <w:tr>
-        <w:tc>
-          <w:tcPr>
-            <w:tcW w:type="dxa" w:w="2412"/>
-            <w:vAlign w:val="center"/>
-          </w:tcPr>
-          <w:p>
-            <w:r>
-              <w:t>9:30-10:25</w:t>
-            </w:r>
-          </w:p>
-        </w:tc>
-        <w:tc>
-          <w:tcPr>
-            <w:tcW w:type="dxa" w:w="2412"/>
-            <w:vAlign w:val="center"/>
-          </w:tcPr>
-          <w:p>
-            <w:r>
-              <w:t>Lab 1: Tour the Azure Portal and create the first resource group</w:t>
-            </w:r>
-          </w:p>
-        </w:tc>
-        <w:tc>
-          <w:tcPr>
-            <w:tcW w:type="dxa" w:w="2412"/>
-            <w:vAlign w:val="center"/>
-          </w:tcPr>
-          <w:p>
-            <w:r>
-              <w:t>21-23</w:t>
-            </w:r>
-          </w:p>
-        </w:tc>
-        <w:tc>
-          <w:tcPr>
-            <w:tcW w:type="dxa" w:w="2412"/>
-            <w:vAlign w:val="center"/>
-          </w:tcPr>
-          <w:p>
-            <w:r>
-              <w:t>55 min</w:t>
-            </w:r>
-          </w:p>
-        </w:tc>
-      </w:tr>
-      <w:tr>
-        <w:tc>
-          <w:tcPr>
-            <w:tcW w:type="dxa" w:w="2412"/>
-            <w:vAlign w:val="center"/>
-          </w:tcPr>
-          <w:p>
-            <w:r>
-              <w:t>10:25-10:40</w:t>
-            </w:r>
-          </w:p>
-        </w:tc>
-        <w:tc>
-          <w:tcPr>
-            <w:tcW w:type="dxa" w:w="2412"/>
-            <w:vAlign w:val="center"/>
-          </w:tcPr>
-          <w:p>
-            <w:r>
-              <w:t>Tea Break</w:t>
-            </w:r>
-          </w:p>
-        </w:tc>
-        <w:tc>
-          <w:tcPr>
-            <w:tcW w:type="dxa" w:w="2412"/>
-            <w:vAlign w:val="center"/>
-          </w:tcPr>
-          <w:p>
-            <w:r>
-              <w:t>-</w:t>
-            </w:r>
-          </w:p>
-        </w:tc>
-        <w:tc>
-          <w:tcPr>
-            <w:tcW w:type="dxa" w:w="2412"/>
-            <w:vAlign w:val="center"/>
-          </w:tcPr>
-          <w:p>
-            <w:r>
-              <w:t>15 min</w:t>
-            </w:r>
-          </w:p>
-        </w:tc>
-      </w:tr>
-      <w:tr>
-        <w:tc>
-          <w:tcPr>
-            <w:tcW w:type="dxa" w:w="2412"/>
-            <w:vAlign w:val="center"/>
-          </w:tcPr>
-          <w:p>
-            <w:r>
-              <w:t>10:40-11:30</w:t>
-            </w:r>
-          </w:p>
-        </w:tc>
-        <w:tc>
-          <w:tcPr>
-            <w:tcW w:type="dxa" w:w="2412"/>
-            <w:vAlign w:val="center"/>
-          </w:tcPr>
-          <w:p>
-            <w:r>
-              <w:t>Lab 2: Get started with Azure Cloud Shell</w:t>
-            </w:r>
-          </w:p>
-        </w:tc>
-        <w:tc>
-          <w:tcPr>
-            <w:tcW w:type="dxa" w:w="2412"/>
-            <w:vAlign w:val="center"/>
-          </w:tcPr>
-          <w:p>
-            <w:r>
-              <w:t>24-26</w:t>
-            </w:r>
-          </w:p>
-        </w:tc>
-        <w:tc>
-          <w:tcPr>
-            <w:tcW w:type="dxa" w:w="2412"/>
-            <w:vAlign w:val="center"/>
-          </w:tcPr>
-          <w:p>
-            <w:r>
-              <w:t>50 min</w:t>
-            </w:r>
-          </w:p>
-        </w:tc>
-      </w:tr>
-      <w:tr>
-        <w:tc>
-          <w:tcPr>
-            <w:tcW w:type="dxa" w:w="2412"/>
-            <w:vAlign w:val="center"/>
-          </w:tcPr>
-          <w:p>
-            <w:r>
-              <w:t>11:30-12:30</w:t>
-            </w:r>
-          </w:p>
-        </w:tc>
-        <w:tc>
-          <w:tcPr>
-            <w:tcW w:type="dxa" w:w="2412"/>
-            <w:vAlign w:val="center"/>
-          </w:tcPr>
-          <w:p>
-            <w:r>
-              <w:t>Lab 3: Regions, region pairs and availability zones</w:t>
-            </w:r>
-          </w:p>
-        </w:tc>
-        <w:tc>
-          <w:tcPr>
-            <w:tcW w:type="dxa" w:w="2412"/>
-            <w:vAlign w:val="center"/>
-          </w:tcPr>
-          <w:p>
-            <w:r>
-              <w:t>27-29</w:t>
-            </w:r>
-          </w:p>
-        </w:tc>
-        <w:tc>
-          <w:tcPr>
-            <w:tcW w:type="dxa" w:w="2412"/>
-            <w:vAlign w:val="center"/>
-          </w:tcPr>
-          <w:p>
-            <w:r>
-              <w:t>60 min</w:t>
-            </w:r>
-          </w:p>
-        </w:tc>
-      </w:tr>
-      <w:tr>
-        <w:tc>
-          <w:tcPr>
-            <w:tcW w:type="dxa" w:w="2412"/>
-            <w:vAlign w:val="center"/>
-          </w:tcPr>
-          <w:p>
-            <w:r>
-              <w:t>12:30-1:00</w:t>
-            </w:r>
-          </w:p>
-        </w:tc>
-        <w:tc>
-          <w:tcPr>
-            <w:tcW w:type="dxa" w:w="2412"/>
-            <w:vAlign w:val="center"/>
-          </w:tcPr>
-          <w:p>
-            <w:r>
-              <w:t>Review: AZ-900 domain matrix and shared responsibility model</w:t>
-            </w:r>
-          </w:p>
-        </w:tc>
-        <w:tc>
-          <w:tcPr>
-            <w:tcW w:type="dxa" w:w="2412"/>
-            <w:vAlign w:val="center"/>
-          </w:tcPr>
-          <w:p>
-            <w:r>
-              <w:t>19-20</w:t>
-            </w:r>
-          </w:p>
-        </w:tc>
-        <w:tc>
-          <w:tcPr>
-            <w:tcW w:type="dxa" w:w="2412"/>
-            <w:vAlign w:val="center"/>
-          </w:tcPr>
-          <w:p>
-            <w:r>
-              <w:t>30 min</w:t>
-            </w:r>
-          </w:p>
-        </w:tc>
-      </w:tr>
-    </w:tbl>
-    <w:p/>
-    <w:p>
-      <w:r>
-        <w:rPr>
-          <w:sz w:val="21"/>
-        </w:rPr>
-        <w:t>Afternoon Session  -  2:00 PM - 6:00 PM</w:t>
-      </w:r>
-    </w:p>
-    <w:tbl>
-      <w:tblPr>
-        <w:tblStyle w:val="TableGrid"/>
-        <w:tblW w:type="auto" w:w="0"/>
-        <w:tblLook w:firstColumn="1" w:firstRow="1" w:lastColumn="0" w:lastRow="0" w:noHBand="0" w:noVBand="1" w:val="04A0"/>
-      </w:tblPr>
-      <w:tblGrid>
-        <w:gridCol w:w="2412"/>
-        <w:gridCol w:w="2412"/>
-        <w:gridCol w:w="2412"/>
-        <w:gridCol w:w="2412"/>
-      </w:tblGrid>
-      <w:tr>
-        <w:tc>
-          <w:tcPr>
-            <w:tcW w:type="dxa" w:w="2412"/>
-            <w:shd w:fill="1F6FEB"/>
-          </w:tcPr>
-          <w:p>
-            <w:r>
-              <w:rPr>
-                <w:b/>
-                <w:color w:val="FFFFFF"/>
-              </w:rPr>
-              <w:t>Time</w:t>
-            </w:r>
-          </w:p>
-        </w:tc>
-        <w:tc>
-          <w:tcPr>
-            <w:tcW w:type="dxa" w:w="2412"/>
-            <w:shd w:fill="1F6FEB"/>
-          </w:tcPr>
-          <w:p>
-            <w:r>
-              <w:rPr>
-                <w:b/>
-                <w:color w:val="FFFFFF"/>
-              </w:rPr>
-              <w:t>Activity / Topic</w:t>
-            </w:r>
-          </w:p>
-        </w:tc>
-        <w:tc>
-          <w:tcPr>
-            <w:tcW w:type="dxa" w:w="2412"/>
-            <w:shd w:fill="1F6FEB"/>
-          </w:tcPr>
-          <w:p>
-            <w:r>
-              <w:rPr>
-                <w:b/>
-                <w:color w:val="FFFFFF"/>
-              </w:rPr>
-              <w:t>Slides</w:t>
-            </w:r>
-          </w:p>
-        </w:tc>
-        <w:tc>
-          <w:tcPr>
-            <w:tcW w:type="dxa" w:w="2412"/>
-            <w:shd w:fill="1F6FEB"/>
-          </w:tcPr>
-          <w:p>
-            <w:r>
-              <w:rPr>
-                <w:b/>
-                <w:color w:val="FFFFFF"/>
-              </w:rPr>
-              <w:t>Duration</w:t>
-            </w:r>
-          </w:p>
-        </w:tc>
-      </w:tr>
-      <w:tr>
-        <w:tc>
-          <w:tcPr>
-            <w:tcW w:type="dxa" w:w="2412"/>
-            <w:vAlign w:val="center"/>
-          </w:tcPr>
-          <w:p>
-            <w:r>
-              <w:t>2:00-2:50</w:t>
-            </w:r>
-          </w:p>
-        </w:tc>
-        <w:tc>
-          <w:tcPr>
-            <w:tcW w:type="dxa" w:w="2412"/>
-            <w:vAlign w:val="center"/>
-          </w:tcPr>
-          <w:p>
-            <w:r>
-              <w:t>Lab 4: Create a Windows virtual machine in the portal</w:t>
-            </w:r>
-          </w:p>
-        </w:tc>
-        <w:tc>
-          <w:tcPr>
-            <w:tcW w:type="dxa" w:w="2412"/>
-            <w:vAlign w:val="center"/>
-          </w:tcPr>
-          <w:p>
-            <w:r>
-              <w:t>30-32</w:t>
-            </w:r>
-          </w:p>
-        </w:tc>
-        <w:tc>
-          <w:tcPr>
-            <w:tcW w:type="dxa" w:w="2412"/>
-            <w:vAlign w:val="center"/>
-          </w:tcPr>
-          <w:p>
-            <w:r>
-              <w:t>50 min</w:t>
-            </w:r>
-          </w:p>
-        </w:tc>
-      </w:tr>
-      <w:tr>
-        <w:tc>
-          <w:tcPr>
-            <w:tcW w:type="dxa" w:w="2412"/>
-            <w:vAlign w:val="center"/>
-          </w:tcPr>
-          <w:p>
-            <w:r>
-              <w:t>2:50-3:35</w:t>
-            </w:r>
-          </w:p>
-        </w:tc>
-        <w:tc>
-          <w:tcPr>
-            <w:tcW w:type="dxa" w:w="2412"/>
-            <w:vAlign w:val="center"/>
-          </w:tcPr>
-          <w:p>
-            <w:r>
-              <w:t>Lab 5: Create a Linux VM with Azure CLI</w:t>
-            </w:r>
-          </w:p>
-        </w:tc>
-        <w:tc>
-          <w:tcPr>
-            <w:tcW w:type="dxa" w:w="2412"/>
-            <w:vAlign w:val="center"/>
-          </w:tcPr>
-          <w:p>
-            <w:r>
-              <w:t>33-35</w:t>
-            </w:r>
-          </w:p>
-        </w:tc>
-        <w:tc>
-          <w:tcPr>
-            <w:tcW w:type="dxa" w:w="2412"/>
-            <w:vAlign w:val="center"/>
-          </w:tcPr>
-          <w:p>
-            <w:r>
-              <w:t>45 min</w:t>
-            </w:r>
-          </w:p>
-        </w:tc>
-      </w:tr>
-      <w:tr>
-        <w:tc>
-          <w:tcPr>
-            <w:tcW w:type="dxa" w:w="2412"/>
-            <w:vAlign w:val="center"/>
-          </w:tcPr>
-          <w:p>
-            <w:r>
-              <w:t>3:35-3:50</w:t>
-            </w:r>
-          </w:p>
-        </w:tc>
-        <w:tc>
-          <w:tcPr>
-            <w:tcW w:type="dxa" w:w="2412"/>
-            <w:vAlign w:val="center"/>
-          </w:tcPr>
-          <w:p>
-            <w:r>
-              <w:t>Tea Break</w:t>
-            </w:r>
-          </w:p>
-        </w:tc>
-        <w:tc>
-          <w:tcPr>
-            <w:tcW w:type="dxa" w:w="2412"/>
-            <w:vAlign w:val="center"/>
-          </w:tcPr>
-          <w:p>
-            <w:r>
-              <w:t>-</w:t>
-            </w:r>
-          </w:p>
-        </w:tc>
-        <w:tc>
-          <w:tcPr>
-            <w:tcW w:type="dxa" w:w="2412"/>
-            <w:vAlign w:val="center"/>
-          </w:tcPr>
-          <w:p>
-            <w:r>
-              <w:t>15 min</w:t>
-            </w:r>
-          </w:p>
-        </w:tc>
-      </w:tr>
-      <w:tr>
-        <w:tc>
-          <w:tcPr>
-            <w:tcW w:type="dxa" w:w="2412"/>
-            <w:vAlign w:val="center"/>
-          </w:tcPr>
-          <w:p>
-            <w:r>
-              <w:t>3:50-4:35</w:t>
-            </w:r>
-          </w:p>
-        </w:tc>
-        <w:tc>
-          <w:tcPr>
-            <w:tcW w:type="dxa" w:w="2412"/>
-            <w:vAlign w:val="center"/>
-          </w:tcPr>
-          <w:p>
-            <w:r>
-              <w:t>Lab 6: Create a Web App with Azure App Service</w:t>
-            </w:r>
-          </w:p>
-        </w:tc>
-        <w:tc>
-          <w:tcPr>
-            <w:tcW w:type="dxa" w:w="2412"/>
-            <w:vAlign w:val="center"/>
-          </w:tcPr>
-          <w:p>
-            <w:r>
-              <w:t>36-38</w:t>
-            </w:r>
-          </w:p>
-        </w:tc>
-        <w:tc>
-          <w:tcPr>
-            <w:tcW w:type="dxa" w:w="2412"/>
-            <w:vAlign w:val="center"/>
-          </w:tcPr>
-          <w:p>
-            <w:r>
-              <w:t>45 min</w:t>
-            </w:r>
-          </w:p>
-        </w:tc>
-      </w:tr>
-      <w:tr>
-        <w:tc>
-          <w:tcPr>
-            <w:tcW w:type="dxa" w:w="2412"/>
-            <w:vAlign w:val="center"/>
-          </w:tcPr>
-          <w:p>
-            <w:r>
-              <w:t>4:35-5:15</w:t>
-            </w:r>
-          </w:p>
-        </w:tc>
-        <w:tc>
-          <w:tcPr>
-            <w:tcW w:type="dxa" w:w="2412"/>
-            <w:vAlign w:val="center"/>
-          </w:tcPr>
-          <w:p>
-            <w:r>
-              <w:t>Lab 7: Deploy a container with Azure Container Instances</w:t>
-            </w:r>
-          </w:p>
-        </w:tc>
-        <w:tc>
-          <w:tcPr>
-            <w:tcW w:type="dxa" w:w="2412"/>
-            <w:vAlign w:val="center"/>
-          </w:tcPr>
-          <w:p>
-            <w:r>
-              <w:t>39-41</w:t>
-            </w:r>
-          </w:p>
-        </w:tc>
-        <w:tc>
-          <w:tcPr>
-            <w:tcW w:type="dxa" w:w="2412"/>
-            <w:vAlign w:val="center"/>
-          </w:tcPr>
-          <w:p>
-            <w:r>
-              <w:t>40 min</w:t>
-            </w:r>
-          </w:p>
-        </w:tc>
-      </w:tr>
-      <w:tr>
-        <w:tc>
-          <w:tcPr>
-            <w:tcW w:type="dxa" w:w="2412"/>
-            <w:vAlign w:val="center"/>
-          </w:tcPr>
-          <w:p>
-            <w:r>
-              <w:t>5:15-6:00</w:t>
-            </w:r>
-          </w:p>
-        </w:tc>
-        <w:tc>
-          <w:tcPr>
-            <w:tcW w:type="dxa" w:w="2412"/>
-            <w:vAlign w:val="center"/>
-          </w:tcPr>
-          <w:p>
-            <w:r>
-              <w:t>Lab 8: Create a virtual network and test private connectivity</w:t>
-            </w:r>
-          </w:p>
-        </w:tc>
-        <w:tc>
-          <w:tcPr>
-            <w:tcW w:type="dxa" w:w="2412"/>
-            <w:vAlign w:val="center"/>
-          </w:tcPr>
-          <w:p>
-            <w:r>
-              <w:t>42-44</w:t>
-            </w:r>
-          </w:p>
-        </w:tc>
-        <w:tc>
-          <w:tcPr>
-            <w:tcW w:type="dxa" w:w="2412"/>
-            <w:vAlign w:val="center"/>
-          </w:tcPr>
-          <w:p>
-            <w:r>
-              <w:t>45 min</w:t>
-            </w:r>
-          </w:p>
-        </w:tc>
-      </w:tr>
-    </w:tbl>
-    <w:p/>
-    <w:p>
-      <w:pPr>
-        <w:pStyle w:val="Heading1"/>
-      </w:pPr>
-      <w:r>
-        <w:t>Day 2</w:t>
-      </w:r>
-    </w:p>
-    <w:p>
-      <w:r>
-        <w:rPr>
-          <w:sz w:val="21"/>
-        </w:rPr>
-        <w:t>Topic 2: Azure services, identity, governance, cost management and monitoring</w:t>
-      </w:r>
-    </w:p>
-    <w:p>
-      <w:r>
-        <w:rPr>
-          <w:sz w:val="21"/>
-        </w:rPr>
-        <w:t>Morning Session  -  9:00 AM - 1:00 PM</w:t>
-      </w:r>
-    </w:p>
-    <w:tbl>
-      <w:tblPr>
-        <w:tblStyle w:val="TableGrid"/>
-        <w:tblW w:type="auto" w:w="0"/>
-        <w:tblLook w:firstColumn="1" w:firstRow="1" w:lastColumn="0" w:lastRow="0" w:noHBand="0" w:noVBand="1" w:val="04A0"/>
-      </w:tblPr>
-      <w:tblGrid>
-        <w:gridCol w:w="2412"/>
-        <w:gridCol w:w="2412"/>
-        <w:gridCol w:w="2412"/>
-        <w:gridCol w:w="2412"/>
-      </w:tblGrid>
-      <w:tr>
-        <w:tc>
-          <w:tcPr>
-            <w:tcW w:type="dxa" w:w="2412"/>
-            <w:shd w:fill="1F6FEB"/>
-          </w:tcPr>
-          <w:p>
-            <w:r>
-              <w:rPr>
-                <w:b/>
-                <w:color w:val="FFFFFF"/>
-              </w:rPr>
-              <w:t>Time</w:t>
-            </w:r>
-          </w:p>
-        </w:tc>
-        <w:tc>
-          <w:tcPr>
-            <w:tcW w:type="dxa" w:w="2412"/>
-            <w:shd w:fill="1F6FEB"/>
-          </w:tcPr>
-          <w:p>
-            <w:r>
-              <w:rPr>
-                <w:b/>
-                <w:color w:val="FFFFFF"/>
-              </w:rPr>
-              <w:t>Activity / Topic</w:t>
-            </w:r>
-          </w:p>
-        </w:tc>
-        <w:tc>
-          <w:tcPr>
-            <w:tcW w:type="dxa" w:w="2412"/>
-            <w:shd w:fill="1F6FEB"/>
-          </w:tcPr>
-          <w:p>
-            <w:r>
-              <w:rPr>
-                <w:b/>
-                <w:color w:val="FFFFFF"/>
-              </w:rPr>
-              <w:t>Slides</w:t>
-            </w:r>
-          </w:p>
-        </w:tc>
-        <w:tc>
-          <w:tcPr>
-            <w:tcW w:type="dxa" w:w="2412"/>
-            <w:shd w:fill="1F6FEB"/>
-          </w:tcPr>
-          <w:p>
-            <w:r>
-              <w:rPr>
-                <w:b/>
-                <w:color w:val="FFFFFF"/>
-              </w:rPr>
-              <w:t>Duration</w:t>
-            </w:r>
-          </w:p>
-        </w:tc>
-      </w:tr>
-      <w:tr>
-        <w:tc>
-          <w:tcPr>
-            <w:tcW w:type="dxa" w:w="2412"/>
-            <w:vAlign w:val="center"/>
-          </w:tcPr>
-          <w:p>
-            <w:r>
-              <w:t>9:00-9:45</w:t>
-            </w:r>
-          </w:p>
-        </w:tc>
-        <w:tc>
-          <w:tcPr>
-            <w:tcW w:type="dxa" w:w="2412"/>
-            <w:vAlign w:val="center"/>
-          </w:tcPr>
-          <w:p>
-            <w:r>
-              <w:t>Lab 9: Create a storage account and work with blob storage</w:t>
-            </w:r>
-          </w:p>
-        </w:tc>
-        <w:tc>
-          <w:tcPr>
-            <w:tcW w:type="dxa" w:w="2412"/>
-            <w:vAlign w:val="center"/>
-          </w:tcPr>
-          <w:p>
-            <w:r>
-              <w:t>45-47</w:t>
-            </w:r>
-          </w:p>
-        </w:tc>
-        <w:tc>
-          <w:tcPr>
-            <w:tcW w:type="dxa" w:w="2412"/>
-            <w:vAlign w:val="center"/>
-          </w:tcPr>
-          <w:p>
-            <w:r>
-              <w:t>45 min</w:t>
-            </w:r>
-          </w:p>
-        </w:tc>
-      </w:tr>
-      <w:tr>
-        <w:tc>
-          <w:tcPr>
-            <w:tcW w:type="dxa" w:w="2412"/>
-            <w:vAlign w:val="center"/>
-          </w:tcPr>
-          <w:p>
-            <w:r>
-              <w:t>9:45-10:30</w:t>
-            </w:r>
-          </w:p>
-        </w:tc>
-        <w:tc>
-          <w:tcPr>
-            <w:tcW w:type="dxa" w:w="2412"/>
-            <w:vAlign w:val="center"/>
-          </w:tcPr>
-          <w:p>
-            <w:r>
-              <w:t>Lab 10: Create an Azure SQL database</w:t>
-            </w:r>
-          </w:p>
-        </w:tc>
-        <w:tc>
-          <w:tcPr>
-            <w:tcW w:type="dxa" w:w="2412"/>
-            <w:vAlign w:val="center"/>
-          </w:tcPr>
-          <w:p>
-            <w:r>
-              <w:t>48-50</w:t>
-            </w:r>
-          </w:p>
-        </w:tc>
-        <w:tc>
-          <w:tcPr>
-            <w:tcW w:type="dxa" w:w="2412"/>
-            <w:vAlign w:val="center"/>
-          </w:tcPr>
-          <w:p>
-            <w:r>
-              <w:t>45 min</w:t>
-            </w:r>
-          </w:p>
-        </w:tc>
-      </w:tr>
-      <w:tr>
-        <w:tc>
-          <w:tcPr>
-            <w:tcW w:type="dxa" w:w="2412"/>
-            <w:vAlign w:val="center"/>
-          </w:tcPr>
-          <w:p>
-            <w:r>
-              <w:t>10:30-10:45</w:t>
-            </w:r>
-          </w:p>
-        </w:tc>
-        <w:tc>
-          <w:tcPr>
-            <w:tcW w:type="dxa" w:w="2412"/>
-            <w:vAlign w:val="center"/>
-          </w:tcPr>
-          <w:p>
-            <w:r>
-              <w:t>Tea Break</w:t>
-            </w:r>
-          </w:p>
-        </w:tc>
-        <w:tc>
-          <w:tcPr>
-            <w:tcW w:type="dxa" w:w="2412"/>
-            <w:vAlign w:val="center"/>
-          </w:tcPr>
-          <w:p>
-            <w:r>
-              <w:t>-</w:t>
-            </w:r>
-          </w:p>
-        </w:tc>
-        <w:tc>
-          <w:tcPr>
-            <w:tcW w:type="dxa" w:w="2412"/>
-            <w:vAlign w:val="center"/>
-          </w:tcPr>
-          <w:p>
-            <w:r>
-              <w:t>15 min</w:t>
-            </w:r>
-          </w:p>
-        </w:tc>
-      </w:tr>
-      <w:tr>
-        <w:tc>
-          <w:tcPr>
-            <w:tcW w:type="dxa" w:w="2412"/>
-            <w:vAlign w:val="center"/>
-          </w:tcPr>
-          <w:p>
-            <w:r>
-              <w:t>10:45-11:35</w:t>
-            </w:r>
-          </w:p>
-        </w:tc>
-        <w:tc>
-          <w:tcPr>
-            <w:tcW w:type="dxa" w:w="2412"/>
-            <w:vAlign w:val="center"/>
-          </w:tcPr>
-          <w:p>
-            <w:r>
-              <w:t>Lab 11: Explore Microsoft Entra ID users and groups</w:t>
-            </w:r>
-          </w:p>
-        </w:tc>
-        <w:tc>
-          <w:tcPr>
-            <w:tcW w:type="dxa" w:w="2412"/>
-            <w:vAlign w:val="center"/>
-          </w:tcPr>
-          <w:p>
-            <w:r>
-              <w:t>51-53</w:t>
-            </w:r>
-          </w:p>
-        </w:tc>
-        <w:tc>
-          <w:tcPr>
-            <w:tcW w:type="dxa" w:w="2412"/>
-            <w:vAlign w:val="center"/>
-          </w:tcPr>
-          <w:p>
-            <w:r>
-              <w:t>50 min</w:t>
-            </w:r>
-          </w:p>
-        </w:tc>
-      </w:tr>
-      <w:tr>
-        <w:tc>
-          <w:tcPr>
-            <w:tcW w:type="dxa" w:w="2412"/>
-            <w:vAlign w:val="center"/>
-          </w:tcPr>
-          <w:p>
-            <w:r>
-              <w:t>11:35-12:25</w:t>
-            </w:r>
-          </w:p>
-        </w:tc>
-        <w:tc>
-          <w:tcPr>
-            <w:tcW w:type="dxa" w:w="2412"/>
-            <w:vAlign w:val="center"/>
-          </w:tcPr>
-          <w:p>
-            <w:r>
-              <w:t>Lab 12: Manage access with Azure RBAC</w:t>
-            </w:r>
-          </w:p>
-        </w:tc>
-        <w:tc>
-          <w:tcPr>
-            <w:tcW w:type="dxa" w:w="2412"/>
-            <w:vAlign w:val="center"/>
-          </w:tcPr>
-          <w:p>
-            <w:r>
-              <w:t>54-56</w:t>
-            </w:r>
-          </w:p>
-        </w:tc>
-        <w:tc>
-          <w:tcPr>
-            <w:tcW w:type="dxa" w:w="2412"/>
-            <w:vAlign w:val="center"/>
-          </w:tcPr>
-          <w:p>
-            <w:r>
-              <w:t>50 min</w:t>
-            </w:r>
-          </w:p>
-        </w:tc>
-      </w:tr>
-      <w:tr>
-        <w:tc>
-          <w:tcPr>
-            <w:tcW w:type="dxa" w:w="2412"/>
-            <w:vAlign w:val="center"/>
-          </w:tcPr>
-          <w:p>
-            <w:r>
-              <w:t>12:25-1:00</w:t>
-            </w:r>
-          </w:p>
-        </w:tc>
-        <w:tc>
-          <w:tcPr>
-            <w:tcW w:type="dxa" w:w="2412"/>
-            <w:vAlign w:val="center"/>
-          </w:tcPr>
-          <w:p>
-            <w:r>
-              <w:t>Q&amp;A and recap: identity and access</w:t>
-            </w:r>
-          </w:p>
-        </w:tc>
-        <w:tc>
-          <w:tcPr>
-            <w:tcW w:type="dxa" w:w="2412"/>
-            <w:vAlign w:val="center"/>
-          </w:tcPr>
-          <w:p>
-            <w:r>
-              <w:t>51-56</w:t>
-            </w:r>
-          </w:p>
-        </w:tc>
-        <w:tc>
-          <w:tcPr>
-            <w:tcW w:type="dxa" w:w="2412"/>
-            <w:vAlign w:val="center"/>
-          </w:tcPr>
-          <w:p>
-            <w:r>
-              <w:t>35 min</w:t>
-            </w:r>
-          </w:p>
-        </w:tc>
-      </w:tr>
-    </w:tbl>
-    <w:p/>
-    <w:p>
-      <w:r>
-        <w:rPr>
-          <w:sz w:val="21"/>
-        </w:rPr>
-        <w:t>Afternoon Session  -  2:00 PM - 6:00 PM</w:t>
-      </w:r>
-    </w:p>
-    <w:tbl>
-      <w:tblPr>
-        <w:tblStyle w:val="TableGrid"/>
-        <w:tblW w:type="auto" w:w="0"/>
-        <w:tblLook w:firstColumn="1" w:firstRow="1" w:lastColumn="0" w:lastRow="0" w:noHBand="0" w:noVBand="1" w:val="04A0"/>
-      </w:tblPr>
-      <w:tblGrid>
-        <w:gridCol w:w="2412"/>
-        <w:gridCol w:w="2412"/>
-        <w:gridCol w:w="2412"/>
-        <w:gridCol w:w="2412"/>
-      </w:tblGrid>
-      <w:tr>
-        <w:tc>
-          <w:tcPr>
-            <w:tcW w:type="dxa" w:w="2412"/>
-            <w:shd w:fill="1F6FEB"/>
-          </w:tcPr>
-          <w:p>
-            <w:r>
-              <w:rPr>
-                <w:b/>
-                <w:color w:val="FFFFFF"/>
-              </w:rPr>
-              <w:t>Time</w:t>
-            </w:r>
-          </w:p>
-        </w:tc>
-        <w:tc>
-          <w:tcPr>
-            <w:tcW w:type="dxa" w:w="2412"/>
-            <w:shd w:fill="1F6FEB"/>
-          </w:tcPr>
-          <w:p>
-            <w:r>
-              <w:rPr>
-                <w:b/>
-                <w:color w:val="FFFFFF"/>
-              </w:rPr>
-              <w:t>Activity / Topic</w:t>
-            </w:r>
-          </w:p>
-        </w:tc>
-        <w:tc>
-          <w:tcPr>
-            <w:tcW w:type="dxa" w:w="2412"/>
-            <w:shd w:fill="1F6FEB"/>
-          </w:tcPr>
-          <w:p>
-            <w:r>
-              <w:rPr>
-                <w:b/>
-                <w:color w:val="FFFFFF"/>
-              </w:rPr>
-              <w:t>Slides</w:t>
-            </w:r>
-          </w:p>
-        </w:tc>
-        <w:tc>
-          <w:tcPr>
-            <w:tcW w:type="dxa" w:w="2412"/>
-            <w:shd w:fill="1F6FEB"/>
-          </w:tcPr>
-          <w:p>
-            <w:r>
-              <w:rPr>
-                <w:b/>
-                <w:color w:val="FFFFFF"/>
-              </w:rPr>
-              <w:t>Duration</w:t>
-            </w:r>
-          </w:p>
-        </w:tc>
-      </w:tr>
-      <w:tr>
-        <w:tc>
-          <w:tcPr>
-            <w:tcW w:type="dxa" w:w="2412"/>
-            <w:vAlign w:val="center"/>
-          </w:tcPr>
-          <w:p>
-            <w:r>
-              <w:t>2:00-2:40</w:t>
-            </w:r>
-          </w:p>
-        </w:tc>
-        <w:tc>
-          <w:tcPr>
-            <w:tcW w:type="dxa" w:w="2412"/>
-            <w:vAlign w:val="center"/>
-          </w:tcPr>
-          <w:p>
-            <w:r>
-              <w:t>Lab 13: Apply resource tags and resource locks</w:t>
-            </w:r>
-          </w:p>
-        </w:tc>
-        <w:tc>
-          <w:tcPr>
-            <w:tcW w:type="dxa" w:w="2412"/>
-            <w:vAlign w:val="center"/>
-          </w:tcPr>
-          <w:p>
-            <w:r>
-              <w:t>57-59</w:t>
-            </w:r>
-          </w:p>
-        </w:tc>
-        <w:tc>
-          <w:tcPr>
-            <w:tcW w:type="dxa" w:w="2412"/>
-            <w:vAlign w:val="center"/>
-          </w:tcPr>
-          <w:p>
-            <w:r>
-              <w:t>40 min</w:t>
-            </w:r>
-          </w:p>
-        </w:tc>
-      </w:tr>
-      <w:tr>
-        <w:tc>
-          <w:tcPr>
-            <w:tcW w:type="dxa" w:w="2412"/>
-            <w:vAlign w:val="center"/>
-          </w:tcPr>
-          <w:p>
-            <w:r>
-              <w:t>2:40-3:25</w:t>
-            </w:r>
-          </w:p>
-        </w:tc>
-        <w:tc>
-          <w:tcPr>
-            <w:tcW w:type="dxa" w:w="2412"/>
-            <w:vAlign w:val="center"/>
-          </w:tcPr>
-          <w:p>
-            <w:r>
-              <w:t>Lab 14: Enforce standards with Azure Policy</w:t>
-            </w:r>
-          </w:p>
-        </w:tc>
-        <w:tc>
-          <w:tcPr>
-            <w:tcW w:type="dxa" w:w="2412"/>
-            <w:vAlign w:val="center"/>
-          </w:tcPr>
-          <w:p>
-            <w:r>
-              <w:t>60-62</w:t>
-            </w:r>
-          </w:p>
-        </w:tc>
-        <w:tc>
-          <w:tcPr>
-            <w:tcW w:type="dxa" w:w="2412"/>
-            <w:vAlign w:val="center"/>
-          </w:tcPr>
-          <w:p>
-            <w:r>
-              <w:t>45 min</w:t>
-            </w:r>
-          </w:p>
-        </w:tc>
-      </w:tr>
-      <w:tr>
-        <w:tc>
-          <w:tcPr>
-            <w:tcW w:type="dxa" w:w="2412"/>
-            <w:vAlign w:val="center"/>
-          </w:tcPr>
-          <w:p>
-            <w:r>
-              <w:t>3:25-3:40</w:t>
-            </w:r>
-          </w:p>
-        </w:tc>
-        <w:tc>
-          <w:tcPr>
-            <w:tcW w:type="dxa" w:w="2412"/>
-            <w:vAlign w:val="center"/>
-          </w:tcPr>
-          <w:p>
-            <w:r>
-              <w:t>Tea Break</w:t>
-            </w:r>
-          </w:p>
-        </w:tc>
-        <w:tc>
-          <w:tcPr>
-            <w:tcW w:type="dxa" w:w="2412"/>
-            <w:vAlign w:val="center"/>
-          </w:tcPr>
-          <w:p>
-            <w:r>
-              <w:t>-</w:t>
-            </w:r>
-          </w:p>
-        </w:tc>
-        <w:tc>
-          <w:tcPr>
-            <w:tcW w:type="dxa" w:w="2412"/>
-            <w:vAlign w:val="center"/>
-          </w:tcPr>
-          <w:p>
-            <w:r>
-              <w:t>15 min</w:t>
-            </w:r>
-          </w:p>
-        </w:tc>
-      </w:tr>
-      <w:tr>
-        <w:tc>
-          <w:tcPr>
-            <w:tcW w:type="dxa" w:w="2412"/>
-            <w:vAlign w:val="center"/>
-          </w:tcPr>
-          <w:p>
-            <w:r>
-              <w:t>3:40-4:25</w:t>
-            </w:r>
-          </w:p>
-        </w:tc>
-        <w:tc>
-          <w:tcPr>
-            <w:tcW w:type="dxa" w:w="2412"/>
-            <w:vAlign w:val="center"/>
-          </w:tcPr>
-          <w:p>
-            <w:r>
-              <w:t>Lab 15: Estimate and control costs</w:t>
-            </w:r>
-          </w:p>
-        </w:tc>
-        <w:tc>
-          <w:tcPr>
-            <w:tcW w:type="dxa" w:w="2412"/>
-            <w:vAlign w:val="center"/>
-          </w:tcPr>
-          <w:p>
-            <w:r>
-              <w:t>63-65</w:t>
-            </w:r>
-          </w:p>
-        </w:tc>
-        <w:tc>
-          <w:tcPr>
-            <w:tcW w:type="dxa" w:w="2412"/>
-            <w:vAlign w:val="center"/>
-          </w:tcPr>
-          <w:p>
-            <w:r>
-              <w:t>45 min</w:t>
-            </w:r>
-          </w:p>
-        </w:tc>
-      </w:tr>
-      <w:tr>
-        <w:tc>
-          <w:tcPr>
-            <w:tcW w:type="dxa" w:w="2412"/>
-            <w:vAlign w:val="center"/>
-          </w:tcPr>
-          <w:p>
-            <w:r>
-              <w:t>4:25-5:15</w:t>
-            </w:r>
-          </w:p>
-        </w:tc>
-        <w:tc>
-          <w:tcPr>
-            <w:tcW w:type="dxa" w:w="2412"/>
-            <w:vAlign w:val="center"/>
-          </w:tcPr>
-          <w:p>
-            <w:r>
-              <w:t>Lab 16: Advisor, Service Health, Azure Monitor and final cleanup</w:t>
-            </w:r>
-          </w:p>
-        </w:tc>
-        <w:tc>
-          <w:tcPr>
-            <w:tcW w:type="dxa" w:w="2412"/>
-            <w:vAlign w:val="center"/>
-          </w:tcPr>
-          <w:p>
-            <w:r>
-              <w:t>66-68</w:t>
-            </w:r>
-          </w:p>
-        </w:tc>
-        <w:tc>
-          <w:tcPr>
-            <w:tcW w:type="dxa" w:w="2412"/>
-            <w:vAlign w:val="center"/>
-          </w:tcPr>
-          <w:p>
-            <w:r>
-              <w:t>50 min</w:t>
-            </w:r>
-          </w:p>
-        </w:tc>
-      </w:tr>
-      <w:tr>
-        <w:tc>
-          <w:tcPr>
-            <w:tcW w:type="dxa" w:w="2412"/>
-            <w:vAlign w:val="center"/>
-          </w:tcPr>
-          <w:p>
-            <w:r>
-              <w:t>5:15-6:00</w:t>
-            </w:r>
-          </w:p>
-        </w:tc>
-        <w:tc>
-          <w:tcPr>
-            <w:tcW w:type="dxa" w:w="2412"/>
-            <w:vAlign w:val="center"/>
-          </w:tcPr>
-          <w:p>
-            <w:r>
-              <w:t>Practice exam briefing, assessment flow reminder and course close</w:t>
-            </w:r>
-          </w:p>
-        </w:tc>
-        <w:tc>
-          <w:tcPr>
-            <w:tcW w:type="dxa" w:w="2412"/>
-            <w:vAlign w:val="center"/>
-          </w:tcPr>
-          <w:p>
-            <w:r>
-              <w:t>10-11</w:t>
-            </w:r>
-          </w:p>
-        </w:tc>
-        <w:tc>
-          <w:tcPr>
-            <w:tcW w:type="dxa" w:w="2412"/>
-            <w:vAlign w:val="center"/>
-          </w:tcPr>
-          <w:p>
-            <w:r>
-              <w:t>45 min</w:t>
-            </w:r>
-          </w:p>
-        </w:tc>
-      </w:tr>
-    </w:tbl>
-    <w:p/>
-    <w:p>
-      <w:pPr>
-        <w:pStyle w:val="Heading1"/>
-      </w:pPr>
-      <w:r>
-        <w:t>Tools, Accounts &amp; Resources</w:t>
-      </w:r>
-    </w:p>
-    <w:tbl>
-      <w:tblPr>
-        <w:tblStyle w:val="TableGrid"/>
-        <w:tblW w:type="auto" w:w="0"/>
-        <w:tblLook w:firstColumn="1" w:firstRow="1" w:lastColumn="0" w:lastRow="0" w:noHBand="0" w:noVBand="1" w:val="04A0"/>
-      </w:tblPr>
-      <w:tblGrid>
-        <w:gridCol w:w="3216"/>
-        <w:gridCol w:w="3216"/>
-        <w:gridCol w:w="3216"/>
-      </w:tblGrid>
-      <w:tr>
-        <w:tc>
-          <w:tcPr>
-            <w:tcW w:type="dxa" w:w="3216"/>
-            <w:shd w:fill="1F6FEB"/>
-          </w:tcPr>
-          <w:p>
-            <w:r>
-              <w:rPr>
-                <w:b/>
-                <w:color w:val="FFFFFF"/>
-              </w:rPr>
-              <w:t>Resource</w:t>
-            </w:r>
-          </w:p>
-        </w:tc>
-        <w:tc>
-          <w:tcPr>
-            <w:tcW w:type="dxa" w:w="3216"/>
-            <w:shd w:fill="1F6FEB"/>
-          </w:tcPr>
-          <w:p>
-            <w:r>
-              <w:rPr>
-                <w:b/>
-                <w:color w:val="FFFFFF"/>
-              </w:rPr>
-              <w:t>Purpose</w:t>
-            </w:r>
-          </w:p>
-        </w:tc>
-        <w:tc>
-          <w:tcPr>
-            <w:tcW w:type="dxa" w:w="3216"/>
-            <w:shd w:fill="1F6FEB"/>
-          </w:tcPr>
-          <w:p>
-            <w:r>
-              <w:rPr>
-                <w:b/>
-                <w:color w:val="FFFFFF"/>
-              </w:rPr>
-              <w:t>Notes</w:t>
-            </w:r>
-          </w:p>
-        </w:tc>
-      </w:tr>
-      <w:tr>
-        <w:tc>
-          <w:tcPr>
-            <w:tcW w:type="dxa" w:w="3216"/>
-            <w:vAlign w:val="center"/>
-          </w:tcPr>
-          <w:p>
-            <w:r>
-              <w:t>Azure free account</w:t>
-            </w:r>
-          </w:p>
-        </w:tc>
-        <w:tc>
-          <w:tcPr>
-            <w:tcW w:type="dxa" w:w="3216"/>
-            <w:vAlign w:val="center"/>
-          </w:tcPr>
-          <w:p>
-            <w:r>
-              <w:t>Create and manage lab resources</w:t>
-            </w:r>
-          </w:p>
-        </w:tc>
-        <w:tc>
-          <w:tcPr>
-            <w:tcW w:type="dxa" w:w="3216"/>
-            <w:vAlign w:val="center"/>
-          </w:tcPr>
-          <w:p>
-            <w:r>
-              <w:t>Use a subscription with permissions to create resources.</w:t>
-            </w:r>
-          </w:p>
-        </w:tc>
-      </w:tr>
-      <w:tr>
-        <w:tc>
-          <w:tcPr>
-            <w:tcW w:type="dxa" w:w="3216"/>
-            <w:vAlign w:val="center"/>
-          </w:tcPr>
-          <w:p>
-            <w:r>
-              <w:t>Azure Portal</w:t>
-            </w:r>
-          </w:p>
-        </w:tc>
-        <w:tc>
-          <w:tcPr>
-            <w:tcW w:type="dxa" w:w="3216"/>
-            <w:vAlign w:val="center"/>
-          </w:tcPr>
-          <w:p>
-            <w:r>
-              <w:t>Portal-based labs</w:t>
-            </w:r>
-          </w:p>
-        </w:tc>
-        <w:tc>
-          <w:tcPr>
-            <w:tcW w:type="dxa" w:w="3216"/>
-            <w:vAlign w:val="center"/>
-          </w:tcPr>
-          <w:p>
-            <w:r>
-              <w:t>https://portal.azure.com</w:t>
-            </w:r>
-          </w:p>
-        </w:tc>
-      </w:tr>
-      <w:tr>
-        <w:tc>
-          <w:tcPr>
-            <w:tcW w:type="dxa" w:w="3216"/>
-            <w:vAlign w:val="center"/>
-          </w:tcPr>
-          <w:p>
-            <w:r>
-              <w:t>Azure Cloud Shell</w:t>
-            </w:r>
-          </w:p>
-        </w:tc>
-        <w:tc>
-          <w:tcPr>
-            <w:tcW w:type="dxa" w:w="3216"/>
-            <w:vAlign w:val="center"/>
-          </w:tcPr>
-          <w:p>
-            <w:r>
-              <w:t>CLI and PowerShell labs</w:t>
-            </w:r>
-          </w:p>
-        </w:tc>
-        <w:tc>
-          <w:tcPr>
-            <w:tcW w:type="dxa" w:w="3216"/>
-            <w:vAlign w:val="center"/>
-          </w:tcPr>
-          <w:p>
-            <w:r>
-              <w:t>https://shell.azure.com</w:t>
-            </w:r>
-          </w:p>
-        </w:tc>
-      </w:tr>
-      <w:tr>
-        <w:tc>
-          <w:tcPr>
-            <w:tcW w:type="dxa" w:w="3216"/>
-            <w:vAlign w:val="center"/>
-          </w:tcPr>
-          <w:p>
-            <w:r>
-              <w:t>Google Classroom</w:t>
-            </w:r>
-          </w:p>
-        </w:tc>
-        <w:tc>
-          <w:tcPr>
-            <w:tcW w:type="dxa" w:w="3216"/>
-            <w:vAlign w:val="center"/>
-          </w:tcPr>
-          <w:p>
-            <w:r>
-              <w:t>Practice exam and class resources</w:t>
-            </w:r>
-          </w:p>
-        </w:tc>
-        <w:tc>
-          <w:tcPr>
-            <w:tcW w:type="dxa" w:w="3216"/>
-            <w:vAlign w:val="center"/>
-          </w:tcPr>
-          <w:p>
-            <w:r>
-              <w:t>Use the class link provided by trainer.</w:t>
-            </w:r>
-          </w:p>
-        </w:tc>
-      </w:tr>
-    </w:tbl>
-    <w:p/>
     <w:p>
       <w:pPr>
         <w:pStyle w:val="Heading1"/>
@@ -2621,42 +3065,14 @@
       </w:r>
     </w:p>
     <w:p>
-      <w:pPr>
-        <w:pStyle w:val="ListBullet"/>
-      </w:pPr>
       <w:r>
-        <w:rPr>
-          <w:sz w:val="21"/>
-        </w:rPr>
-        <w:t>Learners complete hands-on labs and practice questions during the course.</w:t>
-      </w:r>
-    </w:p>
-    <w:p>
-      <w:pPr>
-        <w:pStyle w:val="ListBullet"/>
-      </w:pPr>
-      <w:r>
-        <w:rPr>
-          <w:sz w:val="21"/>
-        </w:rPr>
-        <w:t>Assessment flow: TRAQOM attendance, assessment attendance, written assessment, LMS submission and assessment record signing.</w:t>
-      </w:r>
-    </w:p>
-    <w:p>
-      <w:pPr>
-        <w:pStyle w:val="ListBullet"/>
-      </w:pPr>
-      <w:r>
-        <w:rPr>
-          <w:sz w:val="21"/>
-        </w:rPr>
-        <w:t>Learners should revise weak areas using the AZ-900 domain matrix and practice exam slide.</w:t>
+        <w:t>Day 2, 4:00–6:00 PM: Written Assessment (SAQ), 1 hour, followed by Practical Performance, 1 hour. Both are individual, open-book assessments. Candidate papers are submitted through https://lms-tms.tertiaryinfotech.com/. Answer keys remain trainer-only.</w:t>
       </w:r>
     </w:p>
     <w:sectPr>
-      <w:footerReference w:type="default" r:id="rId11"/>
+      <w:footerReference w:type="default" r:id="rId9"/>
       <w:pgSz w:w="12240" w:h="15840"/>
-      <w:pgMar w:top="1152" w:right="1296" w:bottom="1152" w:left="1296" w:header="720" w:footer="720" w:gutter="0"/>
+      <w:pgMar w:top="1008" w:right="1080" w:bottom="1008" w:left="1080" w:header="720" w:footer="720" w:gutter="0"/>
       <w:cols w:space="720"/>
       <w:docGrid w:linePitch="360"/>
     </w:sectPr>
@@ -2668,56 +3084,21 @@
 <w:ftr xmlns:m="http://schemas.openxmlformats.org/officeDocument/2006/math" xmlns:mc="http://schemas.openxmlformats.org/markup-compatibility/2006" xmlns:mo="http://schemas.microsoft.com/office/mac/office/2008/main" xmlns:mv="urn:schemas-microsoft-com:mac:vml" xmlns:o="urn:schemas-microsoft-com:office:office" xmlns:r="http://schemas.openxmlformats.org/officeDocument/2006/relationships" xmlns:v="urn:schemas-microsoft-com:vml" xmlns:w10="urn:schemas-microsoft-com:office:word" xmlns:w14="http://schemas.microsoft.com/office/word/2010/wordml" xmlns:w="http://schemas.openxmlformats.org/wordprocessingml/2006/main" xmlns:wne="http://schemas.microsoft.com/office/word/2006/wordml" xmlns:wp14="http://schemas.microsoft.com/office/word/2010/wordprocessingDrawing" xmlns:wp="http://schemas.openxmlformats.org/drawingml/2006/wordprocessingDrawing" xmlns:wpc="http://schemas.microsoft.com/office/word/2010/wordprocessingCanvas" xmlns:wpg="http://schemas.microsoft.com/office/word/2010/wordprocessingGroup" xmlns:wpi="http://schemas.microsoft.com/office/word/2010/wordprocessingInk" xmlns:wps="http://schemas.microsoft.com/office/word/2010/wordprocessingShape" mc:Ignorable="w14 wp14">
   <w:p>
     <w:pPr>
-      <w:pStyle w:val="Footer"/>
       <w:jc w:val="center"/>
     </w:pPr>
     <w:r>
       <w:rPr>
-        <w:rFonts w:ascii="Arial" w:hAnsi="Arial"/>
-        <w:color w:val="5B6372"/>
-        <w:sz w:val="17"/>
+        <w:sz w:val="16"/>
+      </w:rPr>
+      <w:t xml:space="preserve">© 2026 Tertiary Infotech Academy Pte Ltd · </w:t>
+    </w:r>
+    <w:r>
+      <w:rPr>
+        <w:sz w:val="16"/>
       </w:rPr>
       <w:t xml:space="preserve">Page </w:t>
     </w:r>
-    <w:r>
-      <w:rPr>
-        <w:color w:val="5B6372"/>
-        <w:sz w:val="17"/>
-      </w:rPr>
-      <w:fldChar w:fldCharType="begin"/>
-      <w:instrText xml:space="preserve">PAGE</w:instrText>
-      <w:fldChar w:fldCharType="end"/>
-    </w:r>
-    <w:r>
-      <w:rPr>
-        <w:rFonts w:ascii="Arial" w:hAnsi="Arial"/>
-        <w:color w:val="5B6372"/>
-        <w:sz w:val="17"/>
-      </w:rPr>
-      <w:t xml:space="preserve"> of </w:t>
-    </w:r>
-    <w:r>
-      <w:rPr>
-        <w:color w:val="5B6372"/>
-        <w:sz w:val="17"/>
-      </w:rPr>
-      <w:fldChar w:fldCharType="begin"/>
-      <w:instrText xml:space="preserve">NUMPAGES</w:instrText>
-      <w:fldChar w:fldCharType="end"/>
-    </w:r>
-  </w:p>
-  <w:p>
-    <w:pPr>
-      <w:jc w:val="center"/>
-    </w:pPr>
-    <w:r>
-      <w:rPr>
-        <w:rFonts w:ascii="Arial" w:hAnsi="Arial"/>
-        <w:color w:val="5B6372"/>
-        <w:sz w:val="15"/>
-      </w:rPr>
-      <w:t>© 2026 Tertiary Infotech Academy Pte Ltd. All rights reserved.  ·  www.tertiarycourses.com.sg</w:t>
-    </w:r>
+    <w:fldSimple w:instr="PAGE"/>
   </w:p>
 </w:ftr>
 </file>
@@ -3087,8 +3468,7 @@
     <w:rsid w:val="00FC693F"/>
     <w:rPr>
       <w:rFonts w:ascii="Arial" w:hAnsi="Arial"/>
-      <w:color w:val="161B26"/>
-      <w:sz w:val="21"/>
+      <w:sz w:val="22"/>
     </w:rPr>
   </w:style>
   <w:style w:type="paragraph" w:styleId="Header">
@@ -3154,7 +3534,7 @@
       <w:b/>
       <w:bCs/>
       <w:color w:val="1F6FEB"/>
-      <w:sz w:val="34"/>
+      <w:sz w:val="36"/>
       <w:szCs w:val="28"/>
     </w:rPr>
   </w:style>
@@ -3177,8 +3557,8 @@
       <w:rFonts w:asciiTheme="majorHAnsi" w:eastAsiaTheme="majorEastAsia" w:hAnsiTheme="majorHAnsi" w:cstheme="majorBidi" w:ascii="Arial" w:hAnsi="Arial"/>
       <w:b/>
       <w:bCs/>
-      <w:color w:val="111827"/>
-      <w:sz w:val="26"/>
+      <w:color w:val="108A73"/>
+      <w:sz w:val="28"/>
       <w:szCs w:val="26"/>
     </w:rPr>
   </w:style>
@@ -3201,8 +3581,8 @@
       <w:rFonts w:asciiTheme="majorHAnsi" w:eastAsiaTheme="majorEastAsia" w:hAnsiTheme="majorHAnsi" w:cstheme="majorBidi" w:ascii="Arial" w:hAnsi="Arial"/>
       <w:b/>
       <w:bCs/>
-      <w:color w:val="1F6FEB"/>
-      <w:sz w:val="21"/>
+      <w:color w:val="6D3FD2"/>
+      <w:sz w:val="24"/>
     </w:rPr>
   </w:style>
   <w:style w:type="paragraph" w:styleId="Heading4">
@@ -3441,11 +3821,10 @@
     </w:pPr>
     <w:rPr>
       <w:rFonts w:asciiTheme="majorHAnsi" w:eastAsiaTheme="majorEastAsia" w:hAnsiTheme="majorHAnsi" w:cstheme="majorBidi" w:ascii="Arial" w:hAnsi="Arial"/>
-      <w:b/>
-      <w:color w:val="1F6FEB"/>
+      <w:color w:val="161B26"/>
       <w:spacing w:val="5"/>
       <w:kern w:val="28"/>
-      <w:sz w:val="48"/>
+      <w:sz w:val="52"/>
       <w:szCs w:val="52"/>
     </w:rPr>
   </w:style>
